--- a/04_Reports_&_Paper/Final_Technical_Report/Final_Technical_Report_Kelompok6_Kompilasi_FINAL.docx
+++ b/04_Reports_&_Paper/Final_Technical_Report/Final_Technical_Report_Kelompok6_Kompilasi_FINAL.docx
@@ -281,7 +281,15 @@
                 <w:sz w:val="20"/>
                 <w:szCs w:val="20"/>
               </w:rPr>
-              <w:t>G6401231007</w:t>
+              <w:t>G640123107</w:t>
+            </w:r>
+            <w:r>
+              <w:rPr>
+                <w:color w:val="000000" w:themeColor="text1"/>
+                <w:sz w:val="20"/>
+                <w:szCs w:val="20"/>
+              </w:rPr>
+              <w:t>9</w:t>
             </w:r>
           </w:p>
         </w:tc>
@@ -515,7 +523,15 @@
                 <w:sz w:val="20"/>
                 <w:szCs w:val="20"/>
               </w:rPr>
-              <w:t>G6401231044</w:t>
+              <w:t>G640123104</w:t>
+            </w:r>
+            <w:r>
+              <w:rPr>
+                <w:color w:val="000000" w:themeColor="text1"/>
+                <w:sz w:val="20"/>
+                <w:szCs w:val="20"/>
+              </w:rPr>
+              <w:t>5</w:t>
             </w:r>
           </w:p>
         </w:tc>
@@ -907,18 +923,8 @@
           <w:sz w:val="22"/>
           <w:szCs w:val="22"/>
         </w:rPr>
-        <w:t xml:space="preserve">BAB </w:t>
-      </w:r>
-      <w:proofErr w:type="gramStart"/>
-      <w:r>
-        <w:rPr>
-          <w:color w:val="000000" w:themeColor="text1"/>
-          <w:sz w:val="22"/>
-          <w:szCs w:val="22"/>
-        </w:rPr>
-        <w:t>1  Pendahuluan</w:t>
-      </w:r>
-      <w:proofErr w:type="gramEnd"/>
+        <w:t>BAB 1  Pendahuluan</w:t>
+      </w:r>
       <w:r>
         <w:rPr>
           <w:color w:val="000000" w:themeColor="text1"/>
@@ -945,25 +951,7 @@
           <w:sz w:val="22"/>
           <w:szCs w:val="22"/>
         </w:rPr>
-        <w:t xml:space="preserve">    </w:t>
-      </w:r>
-      <w:proofErr w:type="gramStart"/>
-      <w:r>
-        <w:rPr>
-          <w:color w:val="000000" w:themeColor="text1"/>
-          <w:sz w:val="22"/>
-          <w:szCs w:val="22"/>
-        </w:rPr>
-        <w:t>1.1  Latar</w:t>
-      </w:r>
-      <w:proofErr w:type="gramEnd"/>
-      <w:r>
-        <w:rPr>
-          <w:color w:val="000000" w:themeColor="text1"/>
-          <w:sz w:val="22"/>
-          <w:szCs w:val="22"/>
-        </w:rPr>
-        <w:t xml:space="preserve"> Belakang</w:t>
+        <w:t xml:space="preserve">    1.1  Latar Belakang</w:t>
       </w:r>
       <w:r>
         <w:rPr>
@@ -991,25 +979,7 @@
           <w:sz w:val="22"/>
           <w:szCs w:val="22"/>
         </w:rPr>
-        <w:t xml:space="preserve">    </w:t>
-      </w:r>
-      <w:proofErr w:type="gramStart"/>
-      <w:r>
-        <w:rPr>
-          <w:color w:val="000000" w:themeColor="text1"/>
-          <w:sz w:val="22"/>
-          <w:szCs w:val="22"/>
-        </w:rPr>
-        <w:t>1.2  Tujuan</w:t>
-      </w:r>
-      <w:proofErr w:type="gramEnd"/>
-      <w:r>
-        <w:rPr>
-          <w:color w:val="000000" w:themeColor="text1"/>
-          <w:sz w:val="22"/>
-          <w:szCs w:val="22"/>
-        </w:rPr>
-        <w:t xml:space="preserve"> Proyek</w:t>
+        <w:t xml:space="preserve">    1.2  Tujuan Proyek</w:t>
       </w:r>
       <w:r>
         <w:rPr>
@@ -1037,25 +1007,7 @@
           <w:sz w:val="22"/>
           <w:szCs w:val="22"/>
         </w:rPr>
-        <w:t xml:space="preserve">    </w:t>
-      </w:r>
-      <w:proofErr w:type="gramStart"/>
-      <w:r>
-        <w:rPr>
-          <w:color w:val="000000" w:themeColor="text1"/>
-          <w:sz w:val="22"/>
-          <w:szCs w:val="22"/>
-        </w:rPr>
-        <w:t>1.3  Ruang</w:t>
-      </w:r>
-      <w:proofErr w:type="gramEnd"/>
-      <w:r>
-        <w:rPr>
-          <w:color w:val="000000" w:themeColor="text1"/>
-          <w:sz w:val="22"/>
-          <w:szCs w:val="22"/>
-        </w:rPr>
-        <w:t xml:space="preserve"> Lingkup Proyek</w:t>
+        <w:t xml:space="preserve">    1.3  Ruang Lingkup Proyek</w:t>
       </w:r>
       <w:r>
         <w:rPr>
@@ -1083,25 +1035,7 @@
           <w:sz w:val="22"/>
           <w:szCs w:val="22"/>
         </w:rPr>
-        <w:t xml:space="preserve">    </w:t>
-      </w:r>
-      <w:proofErr w:type="gramStart"/>
-      <w:r>
-        <w:rPr>
-          <w:color w:val="000000" w:themeColor="text1"/>
-          <w:sz w:val="22"/>
-          <w:szCs w:val="22"/>
-        </w:rPr>
-        <w:t>1.4  Manfaat</w:t>
-      </w:r>
-      <w:proofErr w:type="gramEnd"/>
-      <w:r>
-        <w:rPr>
-          <w:color w:val="000000" w:themeColor="text1"/>
-          <w:sz w:val="22"/>
-          <w:szCs w:val="22"/>
-        </w:rPr>
-        <w:t xml:space="preserve"> Proyek</w:t>
+        <w:t xml:space="preserve">    1.4  Manfaat Proyek</w:t>
       </w:r>
       <w:r>
         <w:rPr>
@@ -1129,25 +1063,7 @@
           <w:sz w:val="22"/>
           <w:szCs w:val="22"/>
         </w:rPr>
-        <w:t xml:space="preserve">BAB </w:t>
-      </w:r>
-      <w:proofErr w:type="gramStart"/>
-      <w:r>
-        <w:rPr>
-          <w:color w:val="000000" w:themeColor="text1"/>
-          <w:sz w:val="22"/>
-          <w:szCs w:val="22"/>
-        </w:rPr>
-        <w:t>2  Tinjauan</w:t>
-      </w:r>
-      <w:proofErr w:type="gramEnd"/>
-      <w:r>
-        <w:rPr>
-          <w:color w:val="000000" w:themeColor="text1"/>
-          <w:sz w:val="22"/>
-          <w:szCs w:val="22"/>
-        </w:rPr>
-        <w:t xml:space="preserve"> Pustaka</w:t>
+        <w:t>BAB 2  Tinjauan Pustaka</w:t>
       </w:r>
       <w:r>
         <w:rPr>
@@ -1175,25 +1091,7 @@
           <w:sz w:val="22"/>
           <w:szCs w:val="22"/>
         </w:rPr>
-        <w:t xml:space="preserve">    </w:t>
-      </w:r>
-      <w:proofErr w:type="gramStart"/>
-      <w:r>
-        <w:rPr>
-          <w:color w:val="000000" w:themeColor="text1"/>
-          <w:sz w:val="22"/>
-          <w:szCs w:val="22"/>
-        </w:rPr>
-        <w:t>2.1  E</w:t>
-      </w:r>
-      <w:proofErr w:type="gramEnd"/>
-      <w:r>
-        <w:rPr>
-          <w:color w:val="000000" w:themeColor="text1"/>
-          <w:sz w:val="22"/>
-          <w:szCs w:val="22"/>
-        </w:rPr>
-        <w:t>-Commerce dan Tantangan Keamanan Informasi di Indonesia</w:t>
+        <w:t xml:space="preserve">    2.1  E-Commerce dan Tantangan Keamanan Informasi di Indonesia</w:t>
       </w:r>
       <w:r>
         <w:rPr>
@@ -1221,25 +1119,7 @@
           <w:sz w:val="22"/>
           <w:szCs w:val="22"/>
         </w:rPr>
-        <w:t xml:space="preserve">    </w:t>
-      </w:r>
-      <w:proofErr w:type="gramStart"/>
-      <w:r>
-        <w:rPr>
-          <w:color w:val="000000" w:themeColor="text1"/>
-          <w:sz w:val="22"/>
-          <w:szCs w:val="22"/>
-        </w:rPr>
-        <w:t>2.2  Kriptografi</w:t>
-      </w:r>
-      <w:proofErr w:type="gramEnd"/>
-      <w:r>
-        <w:rPr>
-          <w:color w:val="000000" w:themeColor="text1"/>
-          <w:sz w:val="22"/>
-          <w:szCs w:val="22"/>
-        </w:rPr>
-        <w:t xml:space="preserve"> Simetris: Algoritma AES</w:t>
+        <w:t xml:space="preserve">    2.2  Kriptografi Simetris: Algoritma AES</w:t>
       </w:r>
       <w:r>
         <w:rPr>
@@ -1267,25 +1147,7 @@
           <w:sz w:val="22"/>
           <w:szCs w:val="22"/>
         </w:rPr>
-        <w:t xml:space="preserve">    </w:t>
-      </w:r>
-      <w:proofErr w:type="gramStart"/>
-      <w:r>
-        <w:rPr>
-          <w:color w:val="000000" w:themeColor="text1"/>
-          <w:sz w:val="22"/>
-          <w:szCs w:val="22"/>
-        </w:rPr>
-        <w:t>2.3  Hashing</w:t>
-      </w:r>
-      <w:proofErr w:type="gramEnd"/>
-      <w:r>
-        <w:rPr>
-          <w:color w:val="000000" w:themeColor="text1"/>
-          <w:sz w:val="22"/>
-          <w:szCs w:val="22"/>
-        </w:rPr>
-        <w:t xml:space="preserve"> Password dengan Bcrypt</w:t>
+        <w:t xml:space="preserve">    2.3  Hashing Password dengan Bcrypt</w:t>
       </w:r>
       <w:r>
         <w:rPr>
@@ -1313,25 +1175,7 @@
           <w:sz w:val="22"/>
           <w:szCs w:val="22"/>
         </w:rPr>
-        <w:t xml:space="preserve">    </w:t>
-      </w:r>
-      <w:proofErr w:type="gramStart"/>
-      <w:r>
-        <w:rPr>
-          <w:color w:val="000000" w:themeColor="text1"/>
-          <w:sz w:val="22"/>
-          <w:szCs w:val="22"/>
-        </w:rPr>
-        <w:t>2.4  One</w:t>
-      </w:r>
-      <w:proofErr w:type="gramEnd"/>
-      <w:r>
-        <w:rPr>
-          <w:color w:val="000000" w:themeColor="text1"/>
-          <w:sz w:val="22"/>
-          <w:szCs w:val="22"/>
-        </w:rPr>
-        <w:t>-Time Password (OTP)</w:t>
+        <w:t xml:space="preserve">    2.4  One-Time Password (OTP)</w:t>
       </w:r>
       <w:r>
         <w:rPr>
@@ -1359,25 +1203,7 @@
           <w:sz w:val="22"/>
           <w:szCs w:val="22"/>
         </w:rPr>
-        <w:t xml:space="preserve">    </w:t>
-      </w:r>
-      <w:proofErr w:type="gramStart"/>
-      <w:r>
-        <w:rPr>
-          <w:color w:val="000000" w:themeColor="text1"/>
-          <w:sz w:val="22"/>
-          <w:szCs w:val="22"/>
-        </w:rPr>
-        <w:t>2.5  Kerangka</w:t>
-      </w:r>
-      <w:proofErr w:type="gramEnd"/>
-      <w:r>
-        <w:rPr>
-          <w:color w:val="000000" w:themeColor="text1"/>
-          <w:sz w:val="22"/>
-          <w:szCs w:val="22"/>
-        </w:rPr>
-        <w:t xml:space="preserve"> Keamanan AAA</w:t>
+        <w:t xml:space="preserve">    2.5  Kerangka Keamanan AAA</w:t>
       </w:r>
       <w:r>
         <w:rPr>
@@ -1405,25 +1231,7 @@
           <w:sz w:val="22"/>
           <w:szCs w:val="22"/>
         </w:rPr>
-        <w:t xml:space="preserve">    </w:t>
-      </w:r>
-      <w:proofErr w:type="gramStart"/>
-      <w:r>
-        <w:rPr>
-          <w:color w:val="000000" w:themeColor="text1"/>
-          <w:sz w:val="22"/>
-          <w:szCs w:val="22"/>
-        </w:rPr>
-        <w:t>2.6  Role</w:t>
-      </w:r>
-      <w:proofErr w:type="gramEnd"/>
-      <w:r>
-        <w:rPr>
-          <w:color w:val="000000" w:themeColor="text1"/>
-          <w:sz w:val="22"/>
-          <w:szCs w:val="22"/>
-        </w:rPr>
-        <w:t>-Based Access Control (RBAC)</w:t>
+        <w:t xml:space="preserve">    2.6  Role-Based Access Control (RBAC)</w:t>
       </w:r>
       <w:r>
         <w:rPr>
@@ -1451,25 +1259,7 @@
           <w:sz w:val="22"/>
           <w:szCs w:val="22"/>
         </w:rPr>
-        <w:t xml:space="preserve">    </w:t>
-      </w:r>
-      <w:proofErr w:type="gramStart"/>
-      <w:r>
-        <w:rPr>
-          <w:color w:val="000000" w:themeColor="text1"/>
-          <w:sz w:val="22"/>
-          <w:szCs w:val="22"/>
-        </w:rPr>
-        <w:t>2.7  Framework</w:t>
-      </w:r>
-      <w:proofErr w:type="gramEnd"/>
-      <w:r>
-        <w:rPr>
-          <w:color w:val="000000" w:themeColor="text1"/>
-          <w:sz w:val="22"/>
-          <w:szCs w:val="22"/>
-        </w:rPr>
-        <w:t xml:space="preserve"> Laravel dan Filament 3</w:t>
+        <w:t xml:space="preserve">    2.7  Framework Laravel dan Filament 3</w:t>
       </w:r>
       <w:r>
         <w:rPr>
@@ -1497,25 +1287,7 @@
           <w:sz w:val="22"/>
           <w:szCs w:val="22"/>
         </w:rPr>
-        <w:t xml:space="preserve">    </w:t>
-      </w:r>
-      <w:proofErr w:type="gramStart"/>
-      <w:r>
-        <w:rPr>
-          <w:color w:val="000000" w:themeColor="text1"/>
-          <w:sz w:val="22"/>
-          <w:szCs w:val="22"/>
-        </w:rPr>
-        <w:t>2.8  Komunikasi</w:t>
-      </w:r>
-      <w:proofErr w:type="gramEnd"/>
-      <w:r>
-        <w:rPr>
-          <w:color w:val="000000" w:themeColor="text1"/>
-          <w:sz w:val="22"/>
-          <w:szCs w:val="22"/>
-        </w:rPr>
-        <w:t xml:space="preserve"> Real-Time Berbasis WebSocket</w:t>
+        <w:t xml:space="preserve">    2.8  Komunikasi Real-Time Berbasis WebSocket</w:t>
       </w:r>
       <w:r>
         <w:rPr>
@@ -1543,25 +1315,7 @@
           <w:sz w:val="22"/>
           <w:szCs w:val="22"/>
         </w:rPr>
-        <w:t xml:space="preserve">BAB </w:t>
-      </w:r>
-      <w:proofErr w:type="gramStart"/>
-      <w:r>
-        <w:rPr>
-          <w:color w:val="000000" w:themeColor="text1"/>
-          <w:sz w:val="22"/>
-          <w:szCs w:val="22"/>
-        </w:rPr>
-        <w:t>3  Proposal</w:t>
-      </w:r>
-      <w:proofErr w:type="gramEnd"/>
-      <w:r>
-        <w:rPr>
-          <w:color w:val="000000" w:themeColor="text1"/>
-          <w:sz w:val="22"/>
-          <w:szCs w:val="22"/>
-        </w:rPr>
-        <w:t xml:space="preserve"> Proyek</w:t>
+        <w:t>BAB 3  Proposal Proyek</w:t>
       </w:r>
       <w:r>
         <w:rPr>
@@ -1589,25 +1343,7 @@
           <w:sz w:val="22"/>
           <w:szCs w:val="22"/>
         </w:rPr>
-        <w:t xml:space="preserve">    </w:t>
-      </w:r>
-      <w:proofErr w:type="gramStart"/>
-      <w:r>
-        <w:rPr>
-          <w:color w:val="000000" w:themeColor="text1"/>
-          <w:sz w:val="22"/>
-          <w:szCs w:val="22"/>
-        </w:rPr>
-        <w:t>3.1  Latar</w:t>
-      </w:r>
-      <w:proofErr w:type="gramEnd"/>
-      <w:r>
-        <w:rPr>
-          <w:color w:val="000000" w:themeColor="text1"/>
-          <w:sz w:val="22"/>
-          <w:szCs w:val="22"/>
-        </w:rPr>
-        <w:t xml:space="preserve"> Belakang Teknis</w:t>
+        <w:t xml:space="preserve">    3.1  Latar Belakang Teknis</w:t>
       </w:r>
       <w:r>
         <w:rPr>
@@ -1635,25 +1371,7 @@
           <w:sz w:val="22"/>
           <w:szCs w:val="22"/>
         </w:rPr>
-        <w:t xml:space="preserve">    </w:t>
-      </w:r>
-      <w:proofErr w:type="gramStart"/>
-      <w:r>
-        <w:rPr>
-          <w:color w:val="000000" w:themeColor="text1"/>
-          <w:sz w:val="22"/>
-          <w:szCs w:val="22"/>
-        </w:rPr>
-        <w:t>3.2  Identifikasi</w:t>
-      </w:r>
-      <w:proofErr w:type="gramEnd"/>
-      <w:r>
-        <w:rPr>
-          <w:color w:val="000000" w:themeColor="text1"/>
-          <w:sz w:val="22"/>
-          <w:szCs w:val="22"/>
-        </w:rPr>
-        <w:t xml:space="preserve"> Masalah</w:t>
+        <w:t xml:space="preserve">    3.2  Identifikasi Masalah</w:t>
       </w:r>
       <w:r>
         <w:rPr>
@@ -1681,25 +1399,7 @@
           <w:sz w:val="22"/>
           <w:szCs w:val="22"/>
         </w:rPr>
-        <w:t xml:space="preserve">    </w:t>
-      </w:r>
-      <w:proofErr w:type="gramStart"/>
-      <w:r>
-        <w:rPr>
-          <w:color w:val="000000" w:themeColor="text1"/>
-          <w:sz w:val="22"/>
-          <w:szCs w:val="22"/>
-        </w:rPr>
-        <w:t>3.3  Tujuan</w:t>
-      </w:r>
-      <w:proofErr w:type="gramEnd"/>
-      <w:r>
-        <w:rPr>
-          <w:color w:val="000000" w:themeColor="text1"/>
-          <w:sz w:val="22"/>
-          <w:szCs w:val="22"/>
-        </w:rPr>
-        <w:t xml:space="preserve"> dan Target Luaran</w:t>
+        <w:t xml:space="preserve">    3.3  Tujuan dan Target Luaran</w:t>
       </w:r>
       <w:r>
         <w:rPr>
@@ -1727,25 +1427,7 @@
           <w:sz w:val="22"/>
           <w:szCs w:val="22"/>
         </w:rPr>
-        <w:t xml:space="preserve">BAB </w:t>
-      </w:r>
-      <w:proofErr w:type="gramStart"/>
-      <w:r>
-        <w:rPr>
-          <w:color w:val="000000" w:themeColor="text1"/>
-          <w:sz w:val="22"/>
-          <w:szCs w:val="22"/>
-        </w:rPr>
-        <w:t>4  Desain</w:t>
-      </w:r>
-      <w:proofErr w:type="gramEnd"/>
-      <w:r>
-        <w:rPr>
-          <w:color w:val="000000" w:themeColor="text1"/>
-          <w:sz w:val="22"/>
-          <w:szCs w:val="22"/>
-        </w:rPr>
-        <w:t xml:space="preserve"> Sistem dan Keamanan</w:t>
+        <w:t>BAB 4  Desain Sistem dan Keamanan</w:t>
       </w:r>
       <w:r>
         <w:rPr>
@@ -1773,25 +1455,7 @@
           <w:sz w:val="22"/>
           <w:szCs w:val="22"/>
         </w:rPr>
-        <w:t xml:space="preserve">    </w:t>
-      </w:r>
-      <w:proofErr w:type="gramStart"/>
-      <w:r>
-        <w:rPr>
-          <w:color w:val="000000" w:themeColor="text1"/>
-          <w:sz w:val="22"/>
-          <w:szCs w:val="22"/>
-        </w:rPr>
-        <w:t>4.1  Arsitektur</w:t>
-      </w:r>
-      <w:proofErr w:type="gramEnd"/>
-      <w:r>
-        <w:rPr>
-          <w:color w:val="000000" w:themeColor="text1"/>
-          <w:sz w:val="22"/>
-          <w:szCs w:val="22"/>
-        </w:rPr>
-        <w:t xml:space="preserve"> Sistem</w:t>
+        <w:t xml:space="preserve">    4.1  Arsitektur Sistem</w:t>
       </w:r>
       <w:r>
         <w:rPr>
@@ -1819,25 +1483,7 @@
           <w:sz w:val="22"/>
           <w:szCs w:val="22"/>
         </w:rPr>
-        <w:t xml:space="preserve">    </w:t>
-      </w:r>
-      <w:proofErr w:type="gramStart"/>
-      <w:r>
-        <w:rPr>
-          <w:color w:val="000000" w:themeColor="text1"/>
-          <w:sz w:val="22"/>
-          <w:szCs w:val="22"/>
-        </w:rPr>
-        <w:t>4.2  Analisis</w:t>
-      </w:r>
-      <w:proofErr w:type="gramEnd"/>
-      <w:r>
-        <w:rPr>
-          <w:color w:val="000000" w:themeColor="text1"/>
-          <w:sz w:val="22"/>
-          <w:szCs w:val="22"/>
-        </w:rPr>
-        <w:t xml:space="preserve"> Ancaman (Threat Modeling)</w:t>
+        <w:t xml:space="preserve">    4.2  Analisis Ancaman (Threat Modeling)</w:t>
       </w:r>
       <w:r>
         <w:rPr>
@@ -1865,25 +1511,7 @@
           <w:sz w:val="22"/>
           <w:szCs w:val="22"/>
         </w:rPr>
-        <w:t xml:space="preserve">    </w:t>
-      </w:r>
-      <w:proofErr w:type="gramStart"/>
-      <w:r>
-        <w:rPr>
-          <w:color w:val="000000" w:themeColor="text1"/>
-          <w:sz w:val="22"/>
-          <w:szCs w:val="22"/>
-        </w:rPr>
-        <w:t>4.3  Desain</w:t>
-      </w:r>
-      <w:proofErr w:type="gramEnd"/>
-      <w:r>
-        <w:rPr>
-          <w:color w:val="000000" w:themeColor="text1"/>
-          <w:sz w:val="22"/>
-          <w:szCs w:val="22"/>
-        </w:rPr>
-        <w:t xml:space="preserve"> Basis Data</w:t>
+        <w:t xml:space="preserve">    4.3  Desain Basis Data</w:t>
       </w:r>
       <w:r>
         <w:rPr>
@@ -1911,25 +1539,7 @@
           <w:sz w:val="22"/>
           <w:szCs w:val="22"/>
         </w:rPr>
-        <w:t xml:space="preserve">    </w:t>
-      </w:r>
-      <w:proofErr w:type="gramStart"/>
-      <w:r>
-        <w:rPr>
-          <w:color w:val="000000" w:themeColor="text1"/>
-          <w:sz w:val="22"/>
-          <w:szCs w:val="22"/>
-        </w:rPr>
-        <w:t>4.4  Protokol</w:t>
-      </w:r>
-      <w:proofErr w:type="gramEnd"/>
-      <w:r>
-        <w:rPr>
-          <w:color w:val="000000" w:themeColor="text1"/>
-          <w:sz w:val="22"/>
-          <w:szCs w:val="22"/>
-        </w:rPr>
-        <w:t xml:space="preserve"> Keamanan yang Diimplementasikan</w:t>
+        <w:t xml:space="preserve">    4.4  Protokol Keamanan yang Diimplementasikan</w:t>
       </w:r>
       <w:r>
         <w:rPr>
@@ -1957,25 +1567,7 @@
           <w:sz w:val="22"/>
           <w:szCs w:val="22"/>
         </w:rPr>
-        <w:t xml:space="preserve">    </w:t>
-      </w:r>
-      <w:proofErr w:type="gramStart"/>
-      <w:r>
-        <w:rPr>
-          <w:color w:val="000000" w:themeColor="text1"/>
-          <w:sz w:val="22"/>
-          <w:szCs w:val="22"/>
-        </w:rPr>
-        <w:t>4.5  Alur</w:t>
-      </w:r>
-      <w:proofErr w:type="gramEnd"/>
-      <w:r>
-        <w:rPr>
-          <w:color w:val="000000" w:themeColor="text1"/>
-          <w:sz w:val="22"/>
-          <w:szCs w:val="22"/>
-        </w:rPr>
-        <w:t xml:space="preserve"> Kerja Sistem Secara Keseluruhan</w:t>
+        <w:t xml:space="preserve">    4.5  Alur Kerja Sistem Secara Keseluruhan</w:t>
       </w:r>
       <w:r>
         <w:rPr>
@@ -2003,25 +1595,7 @@
           <w:sz w:val="22"/>
           <w:szCs w:val="22"/>
         </w:rPr>
-        <w:t xml:space="preserve">BAB </w:t>
-      </w:r>
-      <w:proofErr w:type="gramStart"/>
-      <w:r>
-        <w:rPr>
-          <w:color w:val="000000" w:themeColor="text1"/>
-          <w:sz w:val="22"/>
-          <w:szCs w:val="22"/>
-        </w:rPr>
-        <w:t>5  Manual</w:t>
-      </w:r>
-      <w:proofErr w:type="gramEnd"/>
-      <w:r>
-        <w:rPr>
-          <w:color w:val="000000" w:themeColor="text1"/>
-          <w:sz w:val="22"/>
-          <w:szCs w:val="22"/>
-        </w:rPr>
-        <w:t xml:space="preserve"> Penggunaan Fitur Keamanan bagi Administrator</w:t>
+        <w:t>BAB 5  Manual Penggunaan Fitur Keamanan bagi Administrator</w:t>
       </w:r>
       <w:r>
         <w:rPr>
@@ -2049,25 +1623,7 @@
           <w:sz w:val="22"/>
           <w:szCs w:val="22"/>
         </w:rPr>
-        <w:t xml:space="preserve">    </w:t>
-      </w:r>
-      <w:proofErr w:type="gramStart"/>
-      <w:r>
-        <w:rPr>
-          <w:color w:val="000000" w:themeColor="text1"/>
-          <w:sz w:val="22"/>
-          <w:szCs w:val="22"/>
-        </w:rPr>
-        <w:t>5.1  Akses</w:t>
-      </w:r>
-      <w:proofErr w:type="gramEnd"/>
-      <w:r>
-        <w:rPr>
-          <w:color w:val="000000" w:themeColor="text1"/>
-          <w:sz w:val="22"/>
-          <w:szCs w:val="22"/>
-        </w:rPr>
-        <w:t xml:space="preserve"> Modul Administrasi (Filament)</w:t>
+        <w:t xml:space="preserve">    5.1  Akses Modul Administrasi (Filament)</w:t>
       </w:r>
       <w:r>
         <w:rPr>
@@ -2095,25 +1651,7 @@
           <w:sz w:val="22"/>
           <w:szCs w:val="22"/>
         </w:rPr>
-        <w:t xml:space="preserve">    </w:t>
-      </w:r>
-      <w:proofErr w:type="gramStart"/>
-      <w:r>
-        <w:rPr>
-          <w:color w:val="000000" w:themeColor="text1"/>
-          <w:sz w:val="22"/>
-          <w:szCs w:val="22"/>
-        </w:rPr>
-        <w:t>5.2  Manajemen</w:t>
-      </w:r>
-      <w:proofErr w:type="gramEnd"/>
-      <w:r>
-        <w:rPr>
-          <w:color w:val="000000" w:themeColor="text1"/>
-          <w:sz w:val="22"/>
-          <w:szCs w:val="22"/>
-        </w:rPr>
-        <w:t xml:space="preserve"> Pengguna dan Peran (RBAC)</w:t>
+        <w:t xml:space="preserve">    5.2  Manajemen Pengguna dan Peran (RBAC)</w:t>
       </w:r>
       <w:r>
         <w:rPr>
@@ -2141,25 +1679,7 @@
           <w:sz w:val="22"/>
           <w:szCs w:val="22"/>
         </w:rPr>
-        <w:t xml:space="preserve">    </w:t>
-      </w:r>
-      <w:proofErr w:type="gramStart"/>
-      <w:r>
-        <w:rPr>
-          <w:color w:val="000000" w:themeColor="text1"/>
-          <w:sz w:val="22"/>
-          <w:szCs w:val="22"/>
-        </w:rPr>
-        <w:t>5.3  Prosedur</w:t>
-      </w:r>
-      <w:proofErr w:type="gramEnd"/>
-      <w:r>
-        <w:rPr>
-          <w:color w:val="000000" w:themeColor="text1"/>
-          <w:sz w:val="22"/>
-          <w:szCs w:val="22"/>
-        </w:rPr>
-        <w:t xml:space="preserve"> Autentikasi dan Pengelolaan OTP</w:t>
+        <w:t xml:space="preserve">    5.3  Prosedur Autentikasi dan Pengelolaan OTP</w:t>
       </w:r>
       <w:r>
         <w:rPr>
@@ -2187,25 +1707,7 @@
           <w:sz w:val="22"/>
           <w:szCs w:val="22"/>
         </w:rPr>
-        <w:t xml:space="preserve">    </w:t>
-      </w:r>
-      <w:proofErr w:type="gramStart"/>
-      <w:r>
-        <w:rPr>
-          <w:color w:val="000000" w:themeColor="text1"/>
-          <w:sz w:val="22"/>
-          <w:szCs w:val="22"/>
-        </w:rPr>
-        <w:t>5.4  Pemantauan</w:t>
-      </w:r>
-      <w:proofErr w:type="gramEnd"/>
-      <w:r>
-        <w:rPr>
-          <w:color w:val="000000" w:themeColor="text1"/>
-          <w:sz w:val="22"/>
-          <w:szCs w:val="22"/>
-        </w:rPr>
-        <w:t xml:space="preserve"> Log Transaksi dan Komunikasi Aman</w:t>
+        <w:t xml:space="preserve">    5.4  Pemantauan Log Transaksi dan Komunikasi Aman</w:t>
       </w:r>
       <w:r>
         <w:rPr>
@@ -2233,25 +1735,7 @@
           <w:sz w:val="22"/>
           <w:szCs w:val="22"/>
         </w:rPr>
-        <w:t xml:space="preserve">    </w:t>
-      </w:r>
-      <w:proofErr w:type="gramStart"/>
-      <w:r>
-        <w:rPr>
-          <w:color w:val="000000" w:themeColor="text1"/>
-          <w:sz w:val="22"/>
-          <w:szCs w:val="22"/>
-        </w:rPr>
-        <w:t>5.5  Panduan</w:t>
-      </w:r>
-      <w:proofErr w:type="gramEnd"/>
-      <w:r>
-        <w:rPr>
-          <w:color w:val="000000" w:themeColor="text1"/>
-          <w:sz w:val="22"/>
-          <w:szCs w:val="22"/>
-        </w:rPr>
-        <w:t xml:space="preserve"> Keamanan Operasional</w:t>
+        <w:t xml:space="preserve">    5.5  Panduan Keamanan Operasional</w:t>
       </w:r>
       <w:r>
         <w:rPr>
@@ -2279,25 +1763,7 @@
           <w:sz w:val="22"/>
           <w:szCs w:val="22"/>
         </w:rPr>
-        <w:t xml:space="preserve">BAB </w:t>
-      </w:r>
-      <w:proofErr w:type="gramStart"/>
-      <w:r>
-        <w:rPr>
-          <w:color w:val="000000" w:themeColor="text1"/>
-          <w:sz w:val="22"/>
-          <w:szCs w:val="22"/>
-        </w:rPr>
-        <w:t>6  Log</w:t>
-      </w:r>
-      <w:proofErr w:type="gramEnd"/>
-      <w:r>
-        <w:rPr>
-          <w:color w:val="000000" w:themeColor="text1"/>
-          <w:sz w:val="22"/>
-          <w:szCs w:val="22"/>
-        </w:rPr>
-        <w:t xml:space="preserve"> Pengujian Sistem</w:t>
+        <w:t>BAB 6  Log Pengujian Sistem</w:t>
       </w:r>
       <w:r>
         <w:rPr>
@@ -2325,25 +1791,7 @@
           <w:sz w:val="22"/>
           <w:szCs w:val="22"/>
         </w:rPr>
-        <w:t xml:space="preserve">    </w:t>
-      </w:r>
-      <w:proofErr w:type="gramStart"/>
-      <w:r>
-        <w:rPr>
-          <w:color w:val="000000" w:themeColor="text1"/>
-          <w:sz w:val="22"/>
-          <w:szCs w:val="22"/>
-        </w:rPr>
-        <w:t>6.1  Lingkungan</w:t>
-      </w:r>
-      <w:proofErr w:type="gramEnd"/>
-      <w:r>
-        <w:rPr>
-          <w:color w:val="000000" w:themeColor="text1"/>
-          <w:sz w:val="22"/>
-          <w:szCs w:val="22"/>
-        </w:rPr>
-        <w:t xml:space="preserve"> Pengujian</w:t>
+        <w:t xml:space="preserve">    6.1  Lingkungan Pengujian</w:t>
       </w:r>
       <w:r>
         <w:rPr>
@@ -2372,25 +1820,7 @@
           <w:szCs w:val="22"/>
         </w:rPr>
         <w:lastRenderedPageBreak/>
-        <w:t xml:space="preserve">    </w:t>
-      </w:r>
-      <w:proofErr w:type="gramStart"/>
-      <w:r>
-        <w:rPr>
-          <w:color w:val="000000" w:themeColor="text1"/>
-          <w:sz w:val="22"/>
-          <w:szCs w:val="22"/>
-        </w:rPr>
-        <w:t>6.2  Skenario</w:t>
-      </w:r>
-      <w:proofErr w:type="gramEnd"/>
-      <w:r>
-        <w:rPr>
-          <w:color w:val="000000" w:themeColor="text1"/>
-          <w:sz w:val="22"/>
-          <w:szCs w:val="22"/>
-        </w:rPr>
-        <w:t xml:space="preserve"> Pengujian Fungsional dan Keamanan</w:t>
+        <w:t xml:space="preserve">    6.2  Skenario Pengujian Fungsional dan Keamanan</w:t>
       </w:r>
       <w:r>
         <w:rPr>
@@ -2418,25 +1848,7 @@
           <w:sz w:val="22"/>
           <w:szCs w:val="22"/>
         </w:rPr>
-        <w:t xml:space="preserve">    </w:t>
-      </w:r>
-      <w:proofErr w:type="gramStart"/>
-      <w:r>
-        <w:rPr>
-          <w:color w:val="000000" w:themeColor="text1"/>
-          <w:sz w:val="22"/>
-          <w:szCs w:val="22"/>
-        </w:rPr>
-        <w:t>6.3  Pengujian</w:t>
-      </w:r>
-      <w:proofErr w:type="gramEnd"/>
-      <w:r>
-        <w:rPr>
-          <w:color w:val="000000" w:themeColor="text1"/>
-          <w:sz w:val="22"/>
-          <w:szCs w:val="22"/>
-        </w:rPr>
-        <w:t xml:space="preserve"> Performa: Plaintext vs Enkripsi AES</w:t>
+        <w:t xml:space="preserve">    6.3  Pengujian Performa: Plaintext vs Enkripsi AES</w:t>
       </w:r>
       <w:r>
         <w:rPr>
@@ -2464,25 +1876,7 @@
           <w:sz w:val="22"/>
           <w:szCs w:val="22"/>
         </w:rPr>
-        <w:t xml:space="preserve">    </w:t>
-      </w:r>
-      <w:proofErr w:type="gramStart"/>
-      <w:r>
-        <w:rPr>
-          <w:color w:val="000000" w:themeColor="text1"/>
-          <w:sz w:val="22"/>
-          <w:szCs w:val="22"/>
-        </w:rPr>
-        <w:t>6.4  Analisis</w:t>
-      </w:r>
-      <w:proofErr w:type="gramEnd"/>
-      <w:r>
-        <w:rPr>
-          <w:color w:val="000000" w:themeColor="text1"/>
-          <w:sz w:val="22"/>
-          <w:szCs w:val="22"/>
-        </w:rPr>
-        <w:t xml:space="preserve"> Hasil Pengujian</w:t>
+        <w:t xml:space="preserve">    6.4  Analisis Hasil Pengujian</w:t>
       </w:r>
       <w:r>
         <w:rPr>
@@ -2510,18 +1904,8 @@
           <w:sz w:val="22"/>
           <w:szCs w:val="22"/>
         </w:rPr>
-        <w:t xml:space="preserve">BAB </w:t>
-      </w:r>
-      <w:proofErr w:type="gramStart"/>
-      <w:r>
-        <w:rPr>
-          <w:color w:val="000000" w:themeColor="text1"/>
-          <w:sz w:val="22"/>
-          <w:szCs w:val="22"/>
-        </w:rPr>
-        <w:t>7  Penutup</w:t>
-      </w:r>
-      <w:proofErr w:type="gramEnd"/>
+        <w:t>BAB 7  Penutup</w:t>
+      </w:r>
       <w:r>
         <w:rPr>
           <w:color w:val="000000" w:themeColor="text1"/>
@@ -2548,18 +1932,8 @@
           <w:sz w:val="22"/>
           <w:szCs w:val="22"/>
         </w:rPr>
-        <w:t xml:space="preserve">    </w:t>
-      </w:r>
-      <w:proofErr w:type="gramStart"/>
-      <w:r>
-        <w:rPr>
-          <w:color w:val="000000" w:themeColor="text1"/>
-          <w:sz w:val="22"/>
-          <w:szCs w:val="22"/>
-        </w:rPr>
-        <w:t>7.1  Kesimpulan</w:t>
-      </w:r>
-      <w:proofErr w:type="gramEnd"/>
+        <w:t xml:space="preserve">    7.1  Kesimpulan</w:t>
+      </w:r>
       <w:r>
         <w:rPr>
           <w:color w:val="000000" w:themeColor="text1"/>
@@ -2586,25 +1960,7 @@
           <w:sz w:val="22"/>
           <w:szCs w:val="22"/>
         </w:rPr>
-        <w:t xml:space="preserve">    </w:t>
-      </w:r>
-      <w:proofErr w:type="gramStart"/>
-      <w:r>
-        <w:rPr>
-          <w:color w:val="000000" w:themeColor="text1"/>
-          <w:sz w:val="22"/>
-          <w:szCs w:val="22"/>
-        </w:rPr>
-        <w:t>7.2  Saran</w:t>
-      </w:r>
-      <w:proofErr w:type="gramEnd"/>
-      <w:r>
-        <w:rPr>
-          <w:color w:val="000000" w:themeColor="text1"/>
-          <w:sz w:val="22"/>
-          <w:szCs w:val="22"/>
-        </w:rPr>
-        <w:t xml:space="preserve"> Pengembangan</w:t>
+        <w:t xml:space="preserve">    7.2  Saran Pengembangan</w:t>
       </w:r>
       <w:r>
         <w:rPr>
@@ -2700,25 +2056,7 @@
           <w:sz w:val="22"/>
           <w:szCs w:val="22"/>
         </w:rPr>
-        <w:t xml:space="preserve">Tabel </w:t>
-      </w:r>
-      <w:proofErr w:type="gramStart"/>
-      <w:r>
-        <w:rPr>
-          <w:color w:val="000000" w:themeColor="text1"/>
-          <w:sz w:val="22"/>
-          <w:szCs w:val="22"/>
-        </w:rPr>
-        <w:t>1  Perbandingan</w:t>
-      </w:r>
-      <w:proofErr w:type="gramEnd"/>
-      <w:r>
-        <w:rPr>
-          <w:color w:val="000000" w:themeColor="text1"/>
-          <w:sz w:val="22"/>
-          <w:szCs w:val="22"/>
-        </w:rPr>
-        <w:t xml:space="preserve"> mekanisme keamanan yang diimplementasikan dan mitigasi ancaman.</w:t>
+        <w:t>Tabel 1  Perbandingan mekanisme keamanan yang diimplementasikan dan mitigasi ancaman.</w:t>
       </w:r>
       <w:r>
         <w:rPr>
@@ -2746,25 +2084,7 @@
           <w:sz w:val="22"/>
           <w:szCs w:val="22"/>
         </w:rPr>
-        <w:t xml:space="preserve">Tabel </w:t>
-      </w:r>
-      <w:proofErr w:type="gramStart"/>
-      <w:r>
-        <w:rPr>
-          <w:color w:val="000000" w:themeColor="text1"/>
-          <w:sz w:val="22"/>
-          <w:szCs w:val="22"/>
-        </w:rPr>
-        <w:t>2  Matriks</w:t>
-      </w:r>
-      <w:proofErr w:type="gramEnd"/>
-      <w:r>
-        <w:rPr>
-          <w:color w:val="000000" w:themeColor="text1"/>
-          <w:sz w:val="22"/>
-          <w:szCs w:val="22"/>
-        </w:rPr>
-        <w:t xml:space="preserve"> hak akses RBAC berdasarkan peran pengguna.</w:t>
+        <w:t>Tabel 2  Matriks hak akses RBAC berdasarkan peran pengguna.</w:t>
       </w:r>
       <w:r>
         <w:rPr>
@@ -2792,25 +2112,7 @@
           <w:sz w:val="22"/>
           <w:szCs w:val="22"/>
         </w:rPr>
-        <w:t xml:space="preserve">Tabel </w:t>
-      </w:r>
-      <w:proofErr w:type="gramStart"/>
-      <w:r>
-        <w:rPr>
-          <w:color w:val="000000" w:themeColor="text1"/>
-          <w:sz w:val="22"/>
-          <w:szCs w:val="22"/>
-        </w:rPr>
-        <w:t>3  Ringkasan</w:t>
-      </w:r>
-      <w:proofErr w:type="gramEnd"/>
-      <w:r>
-        <w:rPr>
-          <w:color w:val="000000" w:themeColor="text1"/>
-          <w:sz w:val="22"/>
-          <w:szCs w:val="22"/>
-        </w:rPr>
-        <w:t xml:space="preserve"> skenario pengujian fungsional dan keamanan sistem Jatibahagya WebApp.</w:t>
+        <w:t>Tabel 3  Ringkasan skenario pengujian fungsional dan keamanan sistem Jatibahagya WebApp.</w:t>
       </w:r>
       <w:r>
         <w:rPr>
@@ -2838,25 +2140,7 @@
           <w:sz w:val="22"/>
           <w:szCs w:val="22"/>
         </w:rPr>
-        <w:t xml:space="preserve">Tabel </w:t>
-      </w:r>
-      <w:proofErr w:type="gramStart"/>
-      <w:r>
-        <w:rPr>
-          <w:color w:val="000000" w:themeColor="text1"/>
-          <w:sz w:val="22"/>
-          <w:szCs w:val="22"/>
-        </w:rPr>
-        <w:t>4  Perbandingan</w:t>
-      </w:r>
-      <w:proofErr w:type="gramEnd"/>
-      <w:r>
-        <w:rPr>
-          <w:color w:val="000000" w:themeColor="text1"/>
-          <w:sz w:val="22"/>
-          <w:szCs w:val="22"/>
-        </w:rPr>
-        <w:t xml:space="preserve"> waktu rata-rata pemrosesan: plaintext vs enkripsi AES.</w:t>
+        <w:t>Tabel 4  Perbandingan waktu rata-rata pemrosesan: plaintext vs enkripsi AES.</w:t>
       </w:r>
       <w:r>
         <w:rPr>
@@ -2884,25 +2168,7 @@
           <w:sz w:val="22"/>
           <w:szCs w:val="22"/>
         </w:rPr>
-        <w:t xml:space="preserve">Tabel </w:t>
-      </w:r>
-      <w:proofErr w:type="gramStart"/>
-      <w:r>
-        <w:rPr>
-          <w:color w:val="000000" w:themeColor="text1"/>
-          <w:sz w:val="22"/>
-          <w:szCs w:val="22"/>
-        </w:rPr>
-        <w:t>5  Analisis</w:t>
-      </w:r>
-      <w:proofErr w:type="gramEnd"/>
-      <w:r>
-        <w:rPr>
-          <w:color w:val="000000" w:themeColor="text1"/>
-          <w:sz w:val="22"/>
-          <w:szCs w:val="22"/>
-        </w:rPr>
-        <w:t xml:space="preserve"> overhead enkripsi dan implikasinya terhadap pengalaman pengguna real-time.</w:t>
+        <w:t>Tabel 5  Analisis overhead enkripsi dan implikasinya terhadap pengalaman pengguna real-time.</w:t>
       </w:r>
       <w:r>
         <w:rPr>
@@ -2940,19 +2206,11 @@
           <w:color w:val="000000" w:themeColor="text1"/>
         </w:rPr>
       </w:pPr>
-      <w:proofErr w:type="gramStart"/>
-      <w:r>
-        <w:rPr>
-          <w:color w:val="000000" w:themeColor="text1"/>
-        </w:rPr>
-        <w:t>1.1  Latar</w:t>
-      </w:r>
-      <w:proofErr w:type="gramEnd"/>
-      <w:r>
-        <w:rPr>
-          <w:color w:val="000000" w:themeColor="text1"/>
-        </w:rPr>
-        <w:t xml:space="preserve"> Belakang</w:t>
+      <w:r>
+        <w:rPr>
+          <w:color w:val="000000" w:themeColor="text1"/>
+        </w:rPr>
+        <w:t>1.1  Latar Belakang</w:t>
       </w:r>
     </w:p>
     <w:p>
@@ -3065,19 +2323,11 @@
           <w:color w:val="000000" w:themeColor="text1"/>
         </w:rPr>
       </w:pPr>
-      <w:proofErr w:type="gramStart"/>
-      <w:r>
-        <w:rPr>
-          <w:color w:val="000000" w:themeColor="text1"/>
-        </w:rPr>
-        <w:t>1.2  Tujuan</w:t>
-      </w:r>
-      <w:proofErr w:type="gramEnd"/>
-      <w:r>
-        <w:rPr>
-          <w:color w:val="000000" w:themeColor="text1"/>
-        </w:rPr>
-        <w:t xml:space="preserve"> Proyek</w:t>
+      <w:r>
+        <w:rPr>
+          <w:color w:val="000000" w:themeColor="text1"/>
+        </w:rPr>
+        <w:t>1.2  Tujuan Proyek</w:t>
       </w:r>
     </w:p>
     <w:p>
@@ -3197,20 +2447,12 @@
           <w:color w:val="000000" w:themeColor="text1"/>
         </w:rPr>
       </w:pPr>
-      <w:proofErr w:type="gramStart"/>
       <w:r>
         <w:rPr>
           <w:color w:val="000000" w:themeColor="text1"/>
         </w:rPr>
         <w:lastRenderedPageBreak/>
-        <w:t>1.3  Ruang</w:t>
-      </w:r>
-      <w:proofErr w:type="gramEnd"/>
-      <w:r>
-        <w:rPr>
-          <w:color w:val="000000" w:themeColor="text1"/>
-        </w:rPr>
-        <w:t xml:space="preserve"> Lingkup Proyek</w:t>
+        <w:t>1.3  Ruang Lingkup Proyek</w:t>
       </w:r>
     </w:p>
     <w:p>
@@ -3349,19 +2591,11 @@
           <w:color w:val="000000" w:themeColor="text1"/>
         </w:rPr>
       </w:pPr>
-      <w:proofErr w:type="gramStart"/>
-      <w:r>
-        <w:rPr>
-          <w:color w:val="000000" w:themeColor="text1"/>
-        </w:rPr>
-        <w:t>1.4  Manfaat</w:t>
-      </w:r>
-      <w:proofErr w:type="gramEnd"/>
-      <w:r>
-        <w:rPr>
-          <w:color w:val="000000" w:themeColor="text1"/>
-        </w:rPr>
-        <w:t xml:space="preserve"> Proyek</w:t>
+      <w:r>
+        <w:rPr>
+          <w:color w:val="000000" w:themeColor="text1"/>
+        </w:rPr>
+        <w:t>1.4  Manfaat Proyek</w:t>
       </w:r>
     </w:p>
     <w:p>
@@ -3406,19 +2640,11 @@
           <w:color w:val="000000" w:themeColor="text1"/>
         </w:rPr>
       </w:pPr>
-      <w:proofErr w:type="gramStart"/>
-      <w:r>
-        <w:rPr>
-          <w:color w:val="000000" w:themeColor="text1"/>
-        </w:rPr>
-        <w:t>2.1  E</w:t>
-      </w:r>
-      <w:proofErr w:type="gramEnd"/>
-      <w:r>
-        <w:rPr>
-          <w:color w:val="000000" w:themeColor="text1"/>
-        </w:rPr>
-        <w:t>-Commerce dan Tantangan Keamanan Informasi di Indonesia</w:t>
+      <w:r>
+        <w:rPr>
+          <w:color w:val="000000" w:themeColor="text1"/>
+        </w:rPr>
+        <w:t>2.1  E-Commerce dan Tantangan Keamanan Informasi di Indonesia</w:t>
       </w:r>
     </w:p>
     <w:p>
@@ -3492,19 +2718,11 @@
           <w:color w:val="000000" w:themeColor="text1"/>
         </w:rPr>
       </w:pPr>
-      <w:proofErr w:type="gramStart"/>
-      <w:r>
-        <w:rPr>
-          <w:color w:val="000000" w:themeColor="text1"/>
-        </w:rPr>
-        <w:t>2.2  Kriptografi</w:t>
-      </w:r>
-      <w:proofErr w:type="gramEnd"/>
-      <w:r>
-        <w:rPr>
-          <w:color w:val="000000" w:themeColor="text1"/>
-        </w:rPr>
-        <w:t xml:space="preserve"> Simetris: Algoritma AES</w:t>
+      <w:r>
+        <w:rPr>
+          <w:color w:val="000000" w:themeColor="text1"/>
+        </w:rPr>
+        <w:t>2.2  Kriptografi Simetris: Algoritma AES</w:t>
       </w:r>
     </w:p>
     <w:p>
@@ -3520,21 +2738,7 @@
         <w:rPr>
           <w:color w:val="000000" w:themeColor="text1"/>
         </w:rPr>
-        <w:t xml:space="preserve">Advanced Encryption Standard (AES) merupakan algoritma enkripsi simetris yang ditetapkan oleh National Institute of Standards and Technology (NIST) pada tahun 2001 melalui standar FIPS PUB 197 sebagai pengganti DES yang dianggap tidak lagi aman. AES beroperasi pada blok data berukuran </w:t>
-      </w:r>
-      <w:proofErr w:type="gramStart"/>
-      <w:r>
-        <w:rPr>
-          <w:color w:val="000000" w:themeColor="text1"/>
-        </w:rPr>
-        <w:t>128 bit</w:t>
-      </w:r>
-      <w:proofErr w:type="gramEnd"/>
-      <w:r>
-        <w:rPr>
-          <w:color w:val="000000" w:themeColor="text1"/>
-        </w:rPr>
-        <w:t xml:space="preserve"> </w:t>
+        <w:t xml:space="preserve">Advanced Encryption Standard (AES) merupakan algoritma enkripsi simetris yang ditetapkan oleh National Institute of Standards and Technology (NIST) pada tahun 2001 melalui standar FIPS PUB 197 sebagai pengganti DES yang dianggap tidak lagi aman. AES beroperasi pada blok data berukuran 128 bit </w:t>
       </w:r>
       <w:r>
         <w:rPr>
@@ -3567,19 +2771,11 @@
           <w:color w:val="000000" w:themeColor="text1"/>
         </w:rPr>
       </w:pPr>
-      <w:proofErr w:type="gramStart"/>
-      <w:r>
-        <w:rPr>
-          <w:color w:val="000000" w:themeColor="text1"/>
-        </w:rPr>
-        <w:t>2.3  Hashing</w:t>
-      </w:r>
-      <w:proofErr w:type="gramEnd"/>
-      <w:r>
-        <w:rPr>
-          <w:color w:val="000000" w:themeColor="text1"/>
-        </w:rPr>
-        <w:t xml:space="preserve"> Password dengan Bcrypt</w:t>
+      <w:r>
+        <w:rPr>
+          <w:color w:val="000000" w:themeColor="text1"/>
+        </w:rPr>
+        <w:t>2.3  Hashing Password dengan Bcrypt</w:t>
       </w:r>
     </w:p>
     <w:p>
@@ -3637,20 +2833,12 @@
           <w:color w:val="000000" w:themeColor="text1"/>
         </w:rPr>
       </w:pPr>
-      <w:proofErr w:type="gramStart"/>
       <w:r>
         <w:rPr>
           <w:color w:val="000000" w:themeColor="text1"/>
         </w:rPr>
         <w:lastRenderedPageBreak/>
-        <w:t>2.4  One</w:t>
-      </w:r>
-      <w:proofErr w:type="gramEnd"/>
-      <w:r>
-        <w:rPr>
-          <w:color w:val="000000" w:themeColor="text1"/>
-        </w:rPr>
-        <w:t>-Time Password (OTP)</w:t>
+        <w:t>2.4  One-Time Password (OTP)</w:t>
       </w:r>
     </w:p>
     <w:p>
@@ -3692,19 +2880,11 @@
           <w:color w:val="000000" w:themeColor="text1"/>
         </w:rPr>
       </w:pPr>
-      <w:proofErr w:type="gramStart"/>
-      <w:r>
-        <w:rPr>
-          <w:color w:val="000000" w:themeColor="text1"/>
-        </w:rPr>
-        <w:t>2.5  Kerangka</w:t>
-      </w:r>
-      <w:proofErr w:type="gramEnd"/>
-      <w:r>
-        <w:rPr>
-          <w:color w:val="000000" w:themeColor="text1"/>
-        </w:rPr>
-        <w:t xml:space="preserve"> Keamanan AAA</w:t>
+      <w:r>
+        <w:rPr>
+          <w:color w:val="000000" w:themeColor="text1"/>
+        </w:rPr>
+        <w:t>2.5  Kerangka Keamanan AAA</w:t>
       </w:r>
     </w:p>
     <w:p>
@@ -3746,19 +2926,11 @@
           <w:color w:val="000000" w:themeColor="text1"/>
         </w:rPr>
       </w:pPr>
-      <w:proofErr w:type="gramStart"/>
-      <w:r>
-        <w:rPr>
-          <w:color w:val="000000" w:themeColor="text1"/>
-        </w:rPr>
-        <w:t>2.6  Role</w:t>
-      </w:r>
-      <w:proofErr w:type="gramEnd"/>
-      <w:r>
-        <w:rPr>
-          <w:color w:val="000000" w:themeColor="text1"/>
-        </w:rPr>
-        <w:t>-Based Access Control (RBAC)</w:t>
+      <w:r>
+        <w:rPr>
+          <w:color w:val="000000" w:themeColor="text1"/>
+        </w:rPr>
+        <w:t>2.6  Role-Based Access Control (RBAC)</w:t>
       </w:r>
     </w:p>
     <w:p>
@@ -3807,19 +2979,11 @@
           <w:color w:val="000000" w:themeColor="text1"/>
         </w:rPr>
       </w:pPr>
-      <w:proofErr w:type="gramStart"/>
-      <w:r>
-        <w:rPr>
-          <w:color w:val="000000" w:themeColor="text1"/>
-        </w:rPr>
-        <w:t>2.7  Framework</w:t>
-      </w:r>
-      <w:proofErr w:type="gramEnd"/>
-      <w:r>
-        <w:rPr>
-          <w:color w:val="000000" w:themeColor="text1"/>
-        </w:rPr>
-        <w:t xml:space="preserve"> Laravel dan Filament 3</w:t>
+      <w:r>
+        <w:rPr>
+          <w:color w:val="000000" w:themeColor="text1"/>
+        </w:rPr>
+        <w:t>2.7  Framework Laravel dan Filament 3</w:t>
       </w:r>
     </w:p>
     <w:p>
@@ -3861,19 +3025,11 @@
           <w:color w:val="000000" w:themeColor="text1"/>
         </w:rPr>
       </w:pPr>
-      <w:proofErr w:type="gramStart"/>
-      <w:r>
-        <w:rPr>
-          <w:color w:val="000000" w:themeColor="text1"/>
-        </w:rPr>
-        <w:t>2.8  Komunikasi</w:t>
-      </w:r>
-      <w:proofErr w:type="gramEnd"/>
-      <w:r>
-        <w:rPr>
-          <w:color w:val="000000" w:themeColor="text1"/>
-        </w:rPr>
-        <w:t xml:space="preserve"> Real-Time Berbasis WebSocket</w:t>
+      <w:r>
+        <w:rPr>
+          <w:color w:val="000000" w:themeColor="text1"/>
+        </w:rPr>
+        <w:t>2.8  Komunikasi Real-Time Berbasis WebSocket</w:t>
       </w:r>
     </w:p>
     <w:p>
@@ -3941,19 +3097,11 @@
           <w:color w:val="000000" w:themeColor="text1"/>
         </w:rPr>
       </w:pPr>
-      <w:proofErr w:type="gramStart"/>
-      <w:r>
-        <w:rPr>
-          <w:color w:val="000000" w:themeColor="text1"/>
-        </w:rPr>
-        <w:t>3.1  Latar</w:t>
-      </w:r>
-      <w:proofErr w:type="gramEnd"/>
-      <w:r>
-        <w:rPr>
-          <w:color w:val="000000" w:themeColor="text1"/>
-        </w:rPr>
-        <w:t xml:space="preserve"> Belakang Teknis</w:t>
+      <w:r>
+        <w:rPr>
+          <w:color w:val="000000" w:themeColor="text1"/>
+        </w:rPr>
+        <w:t>3.1  Latar Belakang Teknis</w:t>
       </w:r>
     </w:p>
     <w:p>
@@ -4027,19 +3175,11 @@
           <w:color w:val="000000" w:themeColor="text1"/>
         </w:rPr>
       </w:pPr>
-      <w:proofErr w:type="gramStart"/>
-      <w:r>
-        <w:rPr>
-          <w:color w:val="000000" w:themeColor="text1"/>
-        </w:rPr>
-        <w:t>3.2  Identifikasi</w:t>
-      </w:r>
-      <w:proofErr w:type="gramEnd"/>
-      <w:r>
-        <w:rPr>
-          <w:color w:val="000000" w:themeColor="text1"/>
-        </w:rPr>
-        <w:t xml:space="preserve"> Masalah</w:t>
+      <w:r>
+        <w:rPr>
+          <w:color w:val="000000" w:themeColor="text1"/>
+        </w:rPr>
+        <w:t>3.2  Identifikasi Masalah</w:t>
       </w:r>
     </w:p>
     <w:p>
@@ -4082,19 +3222,11 @@
           <w:color w:val="000000" w:themeColor="text1"/>
         </w:rPr>
       </w:pPr>
-      <w:proofErr w:type="gramStart"/>
-      <w:r>
-        <w:rPr>
-          <w:color w:val="000000" w:themeColor="text1"/>
-        </w:rPr>
-        <w:t>3.3  Tujuan</w:t>
-      </w:r>
-      <w:proofErr w:type="gramEnd"/>
-      <w:r>
-        <w:rPr>
-          <w:color w:val="000000" w:themeColor="text1"/>
-        </w:rPr>
-        <w:t xml:space="preserve"> dan Target Luaran</w:t>
+      <w:r>
+        <w:rPr>
+          <w:color w:val="000000" w:themeColor="text1"/>
+        </w:rPr>
+        <w:t>3.3  Tujuan dan Target Luaran</w:t>
       </w:r>
     </w:p>
     <w:p>
@@ -4155,19 +3287,11 @@
           <w:color w:val="000000" w:themeColor="text1"/>
         </w:rPr>
       </w:pPr>
-      <w:proofErr w:type="gramStart"/>
-      <w:r>
-        <w:rPr>
-          <w:color w:val="000000" w:themeColor="text1"/>
-        </w:rPr>
-        <w:t>4.1  Arsitektur</w:t>
-      </w:r>
-      <w:proofErr w:type="gramEnd"/>
-      <w:r>
-        <w:rPr>
-          <w:color w:val="000000" w:themeColor="text1"/>
-        </w:rPr>
-        <w:t xml:space="preserve"> Sistem</w:t>
+      <w:r>
+        <w:rPr>
+          <w:color w:val="000000" w:themeColor="text1"/>
+        </w:rPr>
+        <w:t>4.1  Arsitektur Sistem</w:t>
       </w:r>
     </w:p>
     <w:p>
@@ -4293,19 +3417,11 @@
           <w:color w:val="000000" w:themeColor="text1"/>
         </w:rPr>
       </w:pPr>
-      <w:proofErr w:type="gramStart"/>
-      <w:r>
-        <w:rPr>
-          <w:color w:val="000000" w:themeColor="text1"/>
-        </w:rPr>
-        <w:t>4.2  Analisis</w:t>
-      </w:r>
-      <w:proofErr w:type="gramEnd"/>
-      <w:r>
-        <w:rPr>
-          <w:color w:val="000000" w:themeColor="text1"/>
-        </w:rPr>
-        <w:t xml:space="preserve"> Ancaman (Threat Modeling)</w:t>
+      <w:r>
+        <w:rPr>
+          <w:color w:val="000000" w:themeColor="text1"/>
+        </w:rPr>
+        <w:t>4.2  Analisis Ancaman (Threat Modeling)</w:t>
       </w:r>
     </w:p>
     <w:p>
@@ -4677,25 +3793,7 @@
                 <w:sz w:val="20"/>
                 <w:szCs w:val="20"/>
               </w:rPr>
-              <w:t>password_</w:t>
-            </w:r>
-            <w:proofErr w:type="gramStart"/>
-            <w:r>
-              <w:rPr>
-                <w:color w:val="000000" w:themeColor="text1"/>
-                <w:sz w:val="20"/>
-                <w:szCs w:val="20"/>
-              </w:rPr>
-              <w:t>hash(</w:t>
-            </w:r>
-            <w:proofErr w:type="gramEnd"/>
-            <w:r>
-              <w:rPr>
-                <w:color w:val="000000" w:themeColor="text1"/>
-                <w:sz w:val="20"/>
-                <w:szCs w:val="20"/>
-              </w:rPr>
-              <w:t>) + Laravel ThrottleMiddleware</w:t>
+              <w:t>password_hash() + Laravel ThrottleMiddleware</w:t>
             </w:r>
           </w:p>
         </w:tc>
@@ -4987,25 +4085,7 @@
                 <w:sz w:val="20"/>
                 <w:szCs w:val="20"/>
               </w:rPr>
-              <w:t>session()-&gt;</w:t>
-            </w:r>
-            <w:proofErr w:type="gramStart"/>
-            <w:r>
-              <w:rPr>
-                <w:color w:val="000000" w:themeColor="text1"/>
-                <w:sz w:val="20"/>
-                <w:szCs w:val="20"/>
-              </w:rPr>
-              <w:t>regenerate(</w:t>
-            </w:r>
-            <w:proofErr w:type="gramEnd"/>
-            <w:r>
-              <w:rPr>
-                <w:color w:val="000000" w:themeColor="text1"/>
-                <w:sz w:val="20"/>
-                <w:szCs w:val="20"/>
-              </w:rPr>
-              <w:t>) + konfigurasi cookie Laravel</w:t>
+              <w:t>session()-&gt;regenerate() + konfigurasi cookie Laravel</w:t>
             </w:r>
           </w:p>
         </w:tc>
@@ -5145,23 +4225,13 @@
                 <w:color w:val="000000" w:themeColor="text1"/>
               </w:rPr>
             </w:pPr>
-            <w:proofErr w:type="gramStart"/>
-            <w:r>
-              <w:rPr>
-                <w:color w:val="000000" w:themeColor="text1"/>
-                <w:sz w:val="20"/>
-                <w:szCs w:val="20"/>
-              </w:rPr>
-              <w:t>{{ $</w:t>
-            </w:r>
-            <w:proofErr w:type="gramEnd"/>
-            <w:r>
-              <w:rPr>
-                <w:color w:val="000000" w:themeColor="text1"/>
-                <w:sz w:val="20"/>
-                <w:szCs w:val="20"/>
-              </w:rPr>
-              <w:t>var }} Blade escaping + Laravel Validator</w:t>
+            <w:r>
+              <w:rPr>
+                <w:color w:val="000000" w:themeColor="text1"/>
+                <w:sz w:val="20"/>
+                <w:szCs w:val="20"/>
+              </w:rPr>
+              <w:t>{{ $var }} Blade escaping + Laravel Validator</w:t>
             </w:r>
           </w:p>
         </w:tc>
@@ -5307,25 +4377,7 @@
                 <w:sz w:val="20"/>
                 <w:szCs w:val="20"/>
               </w:rPr>
-              <w:t>openssl_</w:t>
-            </w:r>
-            <w:proofErr w:type="gramStart"/>
-            <w:r>
-              <w:rPr>
-                <w:color w:val="000000" w:themeColor="text1"/>
-                <w:sz w:val="20"/>
-                <w:szCs w:val="20"/>
-              </w:rPr>
-              <w:t>encrypt(</w:t>
-            </w:r>
-            <w:proofErr w:type="gramEnd"/>
-            <w:r>
-              <w:rPr>
-                <w:color w:val="000000" w:themeColor="text1"/>
-                <w:sz w:val="20"/>
-                <w:szCs w:val="20"/>
-              </w:rPr>
-              <w:t>) / Crypt::encryptString() Laravel</w:t>
+              <w:t>openssl_encrypt() / Crypt::encryptString() Laravel</w:t>
             </w:r>
           </w:p>
         </w:tc>
@@ -5357,19 +4409,11 @@
           <w:color w:val="000000" w:themeColor="text1"/>
         </w:rPr>
       </w:pPr>
-      <w:proofErr w:type="gramStart"/>
-      <w:r>
-        <w:rPr>
-          <w:color w:val="000000" w:themeColor="text1"/>
-        </w:rPr>
-        <w:t>4.3  Desain</w:t>
-      </w:r>
-      <w:proofErr w:type="gramEnd"/>
-      <w:r>
-        <w:rPr>
-          <w:color w:val="000000" w:themeColor="text1"/>
-        </w:rPr>
-        <w:t xml:space="preserve"> Basis Data</w:t>
+      <w:r>
+        <w:rPr>
+          <w:color w:val="000000" w:themeColor="text1"/>
+        </w:rPr>
+        <w:t>4.3  Desain Basis Data</w:t>
       </w:r>
     </w:p>
     <w:p>
@@ -5512,19 +4556,11 @@
           <w:color w:val="000000" w:themeColor="text1"/>
         </w:rPr>
       </w:pPr>
-      <w:proofErr w:type="gramStart"/>
-      <w:r>
-        <w:rPr>
-          <w:color w:val="000000" w:themeColor="text1"/>
-        </w:rPr>
-        <w:t>4.4  Protokol</w:t>
-      </w:r>
-      <w:proofErr w:type="gramEnd"/>
-      <w:r>
-        <w:rPr>
-          <w:color w:val="000000" w:themeColor="text1"/>
-        </w:rPr>
-        <w:t xml:space="preserve"> Keamanan yang Diimplementasikan</w:t>
+      <w:r>
+        <w:rPr>
+          <w:color w:val="000000" w:themeColor="text1"/>
+        </w:rPr>
+        <w:t>4.4  Protokol Keamanan yang Diimplementasikan</w:t>
       </w:r>
     </w:p>
     <w:p>
@@ -5534,19 +4570,11 @@
           <w:color w:val="000000" w:themeColor="text1"/>
         </w:rPr>
       </w:pPr>
-      <w:proofErr w:type="gramStart"/>
-      <w:r>
-        <w:rPr>
-          <w:color w:val="000000" w:themeColor="text1"/>
-        </w:rPr>
-        <w:t>4.4.1  Protokol</w:t>
-      </w:r>
-      <w:proofErr w:type="gramEnd"/>
-      <w:r>
-        <w:rPr>
-          <w:color w:val="000000" w:themeColor="text1"/>
-        </w:rPr>
-        <w:t xml:space="preserve"> Autentikasi Pengguna</w:t>
+      <w:r>
+        <w:rPr>
+          <w:color w:val="000000" w:themeColor="text1"/>
+        </w:rPr>
+        <w:t>4.4.1  Protokol Autentikasi Pengguna</w:t>
       </w:r>
     </w:p>
     <w:p>
@@ -5578,21 +4606,7 @@
         <w:rPr>
           <w:color w:val="000000" w:themeColor="text1"/>
         </w:rPr>
-        <w:t xml:space="preserve">Setelah data tersimpan, status akun pengguna baru ditandai dengan is_verified = false. Secara bersamaan, sistem menghasilkan kode OTP </w:t>
-      </w:r>
-      <w:proofErr w:type="gramStart"/>
-      <w:r>
-        <w:rPr>
-          <w:color w:val="000000" w:themeColor="text1"/>
-        </w:rPr>
-        <w:t>6 digit</w:t>
-      </w:r>
-      <w:proofErr w:type="gramEnd"/>
-      <w:r>
-        <w:rPr>
-          <w:color w:val="000000" w:themeColor="text1"/>
-        </w:rPr>
-        <w:t xml:space="preserve"> acak, mencatat waktu pembuatannya bersama batas waktu kedaluwarsa 30 menit ke dalam tabel otps, lalu mengirimkannya ke alamat email yang didaftarkan. Pengguna harus memasukkan kode OTP yang benar sebelum batas waktu untuk mengaktifkan akunnya. Setelah OTP berhasil diverifikasi, status is_verified diubah menjadi true dan entri OTP tersebut dihapus dari basis data.</w:t>
+        <w:t>Setelah data tersimpan, status akun pengguna baru ditandai dengan is_verified = false. Secara bersamaan, sistem menghasilkan kode OTP 6 digit acak, mencatat waktu pembuatannya bersama batas waktu kedaluwarsa 30 menit ke dalam tabel otps, lalu mengirimkannya ke alamat email yang didaftarkan. Pengguna harus memasukkan kode OTP yang benar sebelum batas waktu untuk mengaktifkan akunnya. Setelah OTP berhasil diverifikasi, status is_verified diubah menjadi true dan entri OTP tersebut dihapus dari basis data.</w:t>
       </w:r>
     </w:p>
     <w:p>
@@ -5618,19 +4632,11 @@
           <w:color w:val="000000" w:themeColor="text1"/>
         </w:rPr>
       </w:pPr>
-      <w:proofErr w:type="gramStart"/>
-      <w:r>
-        <w:rPr>
-          <w:color w:val="000000" w:themeColor="text1"/>
-        </w:rPr>
-        <w:t>4.4.2  Protokol</w:t>
-      </w:r>
-      <w:proofErr w:type="gramEnd"/>
-      <w:r>
-        <w:rPr>
-          <w:color w:val="000000" w:themeColor="text1"/>
-        </w:rPr>
-        <w:t xml:space="preserve"> Reset Password dengan OTP</w:t>
+      <w:r>
+        <w:rPr>
+          <w:color w:val="000000" w:themeColor="text1"/>
+        </w:rPr>
+        <w:t>4.4.2  Protokol Reset Password dengan OTP</w:t>
       </w:r>
     </w:p>
     <w:p>
@@ -5663,19 +4669,11 @@
           <w:color w:val="000000" w:themeColor="text1"/>
         </w:rPr>
       </w:pPr>
-      <w:proofErr w:type="gramStart"/>
-      <w:r>
-        <w:rPr>
-          <w:color w:val="000000" w:themeColor="text1"/>
-        </w:rPr>
-        <w:t>4.4.3  Protokol</w:t>
-      </w:r>
-      <w:proofErr w:type="gramEnd"/>
-      <w:r>
-        <w:rPr>
-          <w:color w:val="000000" w:themeColor="text1"/>
-        </w:rPr>
-        <w:t xml:space="preserve"> Komunikasi Chat dengan Enkripsi AES</w:t>
+      <w:r>
+        <w:rPr>
+          <w:color w:val="000000" w:themeColor="text1"/>
+        </w:rPr>
+        <w:t>4.4.3  Protokol Komunikasi Chat dengan Enkripsi AES</w:t>
       </w:r>
     </w:p>
     <w:p>
@@ -5733,19 +4731,11 @@
           <w:color w:val="000000" w:themeColor="text1"/>
         </w:rPr>
       </w:pPr>
-      <w:proofErr w:type="gramStart"/>
-      <w:r>
-        <w:rPr>
-          <w:color w:val="000000" w:themeColor="text1"/>
-        </w:rPr>
-        <w:t>4.4.4  Otorisasi</w:t>
-      </w:r>
-      <w:proofErr w:type="gramEnd"/>
-      <w:r>
-        <w:rPr>
-          <w:color w:val="000000" w:themeColor="text1"/>
-        </w:rPr>
-        <w:t xml:space="preserve"> Berbasis Peran (RBAC) dengan Filament 3</w:t>
+      <w:r>
+        <w:rPr>
+          <w:color w:val="000000" w:themeColor="text1"/>
+        </w:rPr>
+        <w:t>4.4.4  Otorisasi Berbasis Peran (RBAC) dengan Filament 3</w:t>
       </w:r>
     </w:p>
     <w:p>
@@ -7642,19 +6632,11 @@
           <w:color w:val="000000" w:themeColor="text1"/>
         </w:rPr>
       </w:pPr>
-      <w:proofErr w:type="gramStart"/>
-      <w:r>
-        <w:rPr>
-          <w:color w:val="000000" w:themeColor="text1"/>
-        </w:rPr>
-        <w:t>4.5  Alur</w:t>
-      </w:r>
-      <w:proofErr w:type="gramEnd"/>
-      <w:r>
-        <w:rPr>
-          <w:color w:val="000000" w:themeColor="text1"/>
-        </w:rPr>
-        <w:t xml:space="preserve"> Kerja Sistem Secara Keseluruhan</w:t>
+      <w:r>
+        <w:rPr>
+          <w:color w:val="000000" w:themeColor="text1"/>
+        </w:rPr>
+        <w:t>4.5  Alur Kerja Sistem Secara Keseluruhan</w:t>
       </w:r>
     </w:p>
     <w:p>
@@ -7735,21 +6717,7 @@
         <w:rPr>
           <w:color w:val="000000" w:themeColor="text1"/>
         </w:rPr>
-        <w:t xml:space="preserve">Pelanggan memasukkan OTP </w:t>
-      </w:r>
-      <w:proofErr w:type="gramStart"/>
-      <w:r>
-        <w:rPr>
-          <w:color w:val="000000" w:themeColor="text1"/>
-        </w:rPr>
-        <w:t>6 digit</w:t>
-      </w:r>
-      <w:proofErr w:type="gramEnd"/>
-      <w:r>
-        <w:rPr>
-          <w:color w:val="000000" w:themeColor="text1"/>
-        </w:rPr>
-        <w:t xml:space="preserve"> yang diterima via email. Server memvalidasi OTP, mengubah status akun menjadi terverifikasi, lalu menghapus entri OTP dari basis data.</w:t>
+        <w:t>Pelanggan memasukkan OTP 6 digit yang diterima via email. Server memvalidasi OTP, mengubah status akun menjadi terverifikasi, lalu menghapus entri OTP dari basis data.</w:t>
       </w:r>
     </w:p>
     <w:p>
@@ -7851,19 +6819,11 @@
           <w:color w:val="000000" w:themeColor="text1"/>
         </w:rPr>
       </w:pPr>
-      <w:proofErr w:type="gramStart"/>
-      <w:r>
-        <w:rPr>
-          <w:color w:val="000000" w:themeColor="text1"/>
-        </w:rPr>
-        <w:t>5.1  Akses</w:t>
-      </w:r>
-      <w:proofErr w:type="gramEnd"/>
-      <w:r>
-        <w:rPr>
-          <w:color w:val="000000" w:themeColor="text1"/>
-        </w:rPr>
-        <w:t xml:space="preserve"> Modul Administrasi (Filament)</w:t>
+      <w:r>
+        <w:rPr>
+          <w:color w:val="000000" w:themeColor="text1"/>
+        </w:rPr>
+        <w:t>5.1  Akses Modul Administrasi (Filament)</w:t>
       </w:r>
     </w:p>
     <w:p>
@@ -7989,19 +6949,11 @@
           <w:color w:val="000000" w:themeColor="text1"/>
         </w:rPr>
       </w:pPr>
-      <w:proofErr w:type="gramStart"/>
-      <w:r>
-        <w:rPr>
-          <w:color w:val="000000" w:themeColor="text1"/>
-        </w:rPr>
-        <w:t>5.2  Manajemen</w:t>
-      </w:r>
-      <w:proofErr w:type="gramEnd"/>
-      <w:r>
-        <w:rPr>
-          <w:color w:val="000000" w:themeColor="text1"/>
-        </w:rPr>
-        <w:t xml:space="preserve"> Pengguna dan Peran (RBAC)</w:t>
+      <w:r>
+        <w:rPr>
+          <w:color w:val="000000" w:themeColor="text1"/>
+        </w:rPr>
+        <w:t>5.2  Manajemen Pengguna dan Peran (RBAC)</w:t>
       </w:r>
     </w:p>
     <w:p>
@@ -8076,19 +7028,11 @@
           <w:color w:val="000000" w:themeColor="text1"/>
         </w:rPr>
       </w:pPr>
-      <w:proofErr w:type="gramStart"/>
-      <w:r>
-        <w:rPr>
-          <w:color w:val="000000" w:themeColor="text1"/>
-        </w:rPr>
-        <w:t>5.3  Prosedur</w:t>
-      </w:r>
-      <w:proofErr w:type="gramEnd"/>
-      <w:r>
-        <w:rPr>
-          <w:color w:val="000000" w:themeColor="text1"/>
-        </w:rPr>
-        <w:t xml:space="preserve"> Autentikasi dan Pengelolaan OTP</w:t>
+      <w:r>
+        <w:rPr>
+          <w:color w:val="000000" w:themeColor="text1"/>
+        </w:rPr>
+        <w:t>5.3  Prosedur Autentikasi dan Pengelolaan OTP</w:t>
       </w:r>
     </w:p>
     <w:p>
@@ -8120,21 +7064,7 @@
         <w:rPr>
           <w:color w:val="000000" w:themeColor="text1"/>
         </w:rPr>
-        <w:t xml:space="preserve">Ketika seorang pengguna baru mendaftar atau meminta reset password, sistem secara otomatis: (1) menghasilkan kode OTP </w:t>
-      </w:r>
-      <w:proofErr w:type="gramStart"/>
-      <w:r>
-        <w:rPr>
-          <w:color w:val="000000" w:themeColor="text1"/>
-        </w:rPr>
-        <w:t>6 digit</w:t>
-      </w:r>
-      <w:proofErr w:type="gramEnd"/>
-      <w:r>
-        <w:rPr>
-          <w:color w:val="000000" w:themeColor="text1"/>
-        </w:rPr>
-        <w:t xml:space="preserve"> menggunakan fungsi random yang aman secara kriptografis; (2) menyimpan hash OTP tersebut beserta timestamp kedaluwarsa (30 menit dari waktu pembuatan) ke dalam tabel otps; dan (3) mengirimkan OTP dalam bentuk plaintext ke email pengguna melalui server SMTP yang dikonfigurasi.</w:t>
+        <w:t>Ketika seorang pengguna baru mendaftar atau meminta reset password, sistem secara otomatis: (1) menghasilkan kode OTP 6 digit menggunakan fungsi random yang aman secara kriptografis; (2) menyimpan hash OTP tersebut beserta timestamp kedaluwarsa (30 menit dari waktu pembuatan) ke dalam tabel otps; dan (3) mengirimkan OTP dalam bentuk plaintext ke email pengguna melalui server SMTP yang dikonfigurasi.</w:t>
       </w:r>
     </w:p>
     <w:p>
@@ -8160,19 +7090,11 @@
           <w:color w:val="000000" w:themeColor="text1"/>
         </w:rPr>
       </w:pPr>
-      <w:proofErr w:type="gramStart"/>
-      <w:r>
-        <w:rPr>
-          <w:color w:val="000000" w:themeColor="text1"/>
-        </w:rPr>
-        <w:t>5.4  Pemantauan</w:t>
-      </w:r>
-      <w:proofErr w:type="gramEnd"/>
-      <w:r>
-        <w:rPr>
-          <w:color w:val="000000" w:themeColor="text1"/>
-        </w:rPr>
-        <w:t xml:space="preserve"> Log Transaksi dan Komunikasi Aman</w:t>
+      <w:r>
+        <w:rPr>
+          <w:color w:val="000000" w:themeColor="text1"/>
+        </w:rPr>
+        <w:t>5.4  Pemantauan Log Transaksi dan Komunikasi Aman</w:t>
       </w:r>
     </w:p>
     <w:p>
@@ -8237,19 +7159,11 @@
           <w:color w:val="000000" w:themeColor="text1"/>
         </w:rPr>
       </w:pPr>
-      <w:proofErr w:type="gramStart"/>
-      <w:r>
-        <w:rPr>
-          <w:color w:val="000000" w:themeColor="text1"/>
-        </w:rPr>
-        <w:t>5.5  Panduan</w:t>
-      </w:r>
-      <w:proofErr w:type="gramEnd"/>
-      <w:r>
-        <w:rPr>
-          <w:color w:val="000000" w:themeColor="text1"/>
-        </w:rPr>
-        <w:t xml:space="preserve"> Keamanan Operasional</w:t>
+      <w:r>
+        <w:rPr>
+          <w:color w:val="000000" w:themeColor="text1"/>
+        </w:rPr>
+        <w:t>5.5  Panduan Keamanan Operasional</w:t>
       </w:r>
     </w:p>
     <w:p>
@@ -8417,19 +7331,11 @@
           <w:color w:val="000000" w:themeColor="text1"/>
         </w:rPr>
       </w:pPr>
-      <w:proofErr w:type="gramStart"/>
-      <w:r>
-        <w:rPr>
-          <w:color w:val="000000" w:themeColor="text1"/>
-        </w:rPr>
-        <w:t>6.1  Lingkungan</w:t>
-      </w:r>
-      <w:proofErr w:type="gramEnd"/>
-      <w:r>
-        <w:rPr>
-          <w:color w:val="000000" w:themeColor="text1"/>
-        </w:rPr>
-        <w:t xml:space="preserve"> Pengujian</w:t>
+      <w:r>
+        <w:rPr>
+          <w:color w:val="000000" w:themeColor="text1"/>
+        </w:rPr>
+        <w:t>6.1  Lingkungan Pengujian</w:t>
       </w:r>
     </w:p>
     <w:p>
@@ -8487,19 +7393,11 @@
           <w:color w:val="000000" w:themeColor="text1"/>
         </w:rPr>
       </w:pPr>
-      <w:proofErr w:type="gramStart"/>
-      <w:r>
-        <w:rPr>
-          <w:color w:val="000000" w:themeColor="text1"/>
-        </w:rPr>
-        <w:t>6.2  Skenario</w:t>
-      </w:r>
-      <w:proofErr w:type="gramEnd"/>
-      <w:r>
-        <w:rPr>
-          <w:color w:val="000000" w:themeColor="text1"/>
-        </w:rPr>
-        <w:t xml:space="preserve"> Pengujian Fungsional dan Keamanan</w:t>
+      <w:r>
+        <w:rPr>
+          <w:color w:val="000000" w:themeColor="text1"/>
+        </w:rPr>
+        <w:t>6.2  Skenario Pengujian Fungsional dan Keamanan</w:t>
       </w:r>
     </w:p>
     <w:p>
@@ -10038,25 +8936,7 @@
                 <w:sz w:val="20"/>
                 <w:szCs w:val="20"/>
               </w:rPr>
-              <w:t xml:space="preserve">Input OTP </w:t>
-            </w:r>
-            <w:proofErr w:type="gramStart"/>
-            <w:r>
-              <w:rPr>
-                <w:color w:val="000000" w:themeColor="text1"/>
-                <w:sz w:val="20"/>
-                <w:szCs w:val="20"/>
-              </w:rPr>
-              <w:t>6 digit</w:t>
-            </w:r>
-            <w:proofErr w:type="gramEnd"/>
-            <w:r>
-              <w:rPr>
-                <w:color w:val="000000" w:themeColor="text1"/>
-                <w:sz w:val="20"/>
-                <w:szCs w:val="20"/>
-              </w:rPr>
-              <w:t xml:space="preserve"> yang benar dan masih berlaku.</w:t>
+              <w:t>Input OTP 6 digit yang benar dan masih berlaku.</w:t>
             </w:r>
           </w:p>
         </w:tc>
@@ -11686,19 +10566,11 @@
           <w:color w:val="000000" w:themeColor="text1"/>
         </w:rPr>
       </w:pPr>
-      <w:proofErr w:type="gramStart"/>
-      <w:r>
-        <w:rPr>
-          <w:color w:val="000000" w:themeColor="text1"/>
-        </w:rPr>
-        <w:t>6.3  Pengujian</w:t>
-      </w:r>
-      <w:proofErr w:type="gramEnd"/>
-      <w:r>
-        <w:rPr>
-          <w:color w:val="000000" w:themeColor="text1"/>
-        </w:rPr>
-        <w:t xml:space="preserve"> Performa: Plaintext vs Enkripsi AES</w:t>
+      <w:r>
+        <w:rPr>
+          <w:color w:val="000000" w:themeColor="text1"/>
+        </w:rPr>
+        <w:t>6.3  Pengujian Performa: Plaintext vs Enkripsi AES</w:t>
       </w:r>
     </w:p>
     <w:p>
@@ -13585,19 +12457,11 @@
           <w:color w:val="000000" w:themeColor="text1"/>
         </w:rPr>
       </w:pPr>
-      <w:proofErr w:type="gramStart"/>
-      <w:r>
-        <w:rPr>
-          <w:color w:val="000000" w:themeColor="text1"/>
-        </w:rPr>
-        <w:t>6.4  Analisis</w:t>
-      </w:r>
-      <w:proofErr w:type="gramEnd"/>
-      <w:r>
-        <w:rPr>
-          <w:color w:val="000000" w:themeColor="text1"/>
-        </w:rPr>
-        <w:t xml:space="preserve"> Hasil Pengujian</w:t>
+      <w:r>
+        <w:rPr>
+          <w:color w:val="000000" w:themeColor="text1"/>
+        </w:rPr>
+        <w:t>6.4  Analisis Hasil Pengujian</w:t>
       </w:r>
     </w:p>
     <w:p>
@@ -13729,14 +12593,12 @@
           <w:color w:val="000000" w:themeColor="text1"/>
         </w:rPr>
       </w:pPr>
-      <w:proofErr w:type="gramStart"/>
       <w:r>
         <w:rPr>
           <w:color w:val="000000" w:themeColor="text1"/>
         </w:rPr>
         <w:t>7.1  Kesimpulan</w:t>
       </w:r>
-      <w:proofErr w:type="gramEnd"/>
     </w:p>
     <w:p>
       <w:pPr>
@@ -13842,19 +12704,11 @@
           <w:color w:val="000000" w:themeColor="text1"/>
         </w:rPr>
       </w:pPr>
-      <w:proofErr w:type="gramStart"/>
-      <w:r>
-        <w:rPr>
-          <w:color w:val="000000" w:themeColor="text1"/>
-        </w:rPr>
-        <w:t>7.2  Saran</w:t>
-      </w:r>
-      <w:proofErr w:type="gramEnd"/>
-      <w:r>
-        <w:rPr>
-          <w:color w:val="000000" w:themeColor="text1"/>
-        </w:rPr>
-        <w:t xml:space="preserve"> Pengembangan</w:t>
+      <w:r>
+        <w:rPr>
+          <w:color w:val="000000" w:themeColor="text1"/>
+        </w:rPr>
+        <w:t>7.2  Saran Pengembangan</w:t>
       </w:r>
     </w:p>
     <w:p>
@@ -14056,25 +12910,7 @@
           <w:sz w:val="22"/>
           <w:szCs w:val="22"/>
         </w:rPr>
-        <w:t>Bimantoro Y, Sari RTK. 2022. Enkripsi Data Menggunakan RSA &amp; AES pada Aplikasi Instant Messaging Berbasis Mobile. Jurnal Teknik Informatika. 15(2). DOI:10.15408/</w:t>
-      </w:r>
-      <w:proofErr w:type="gramStart"/>
-      <w:r>
-        <w:rPr>
-          <w:color w:val="000000" w:themeColor="text1"/>
-          <w:sz w:val="22"/>
-          <w:szCs w:val="22"/>
-        </w:rPr>
-        <w:t>jti.v</w:t>
-      </w:r>
-      <w:proofErr w:type="gramEnd"/>
-      <w:r>
-        <w:rPr>
-          <w:color w:val="000000" w:themeColor="text1"/>
-          <w:sz w:val="22"/>
-          <w:szCs w:val="22"/>
-        </w:rPr>
-        <w:t>14i2.23469. [diakses 2026 Apr 10]. Tersedia pada: https://journal.uinjkt.ac.id/index.php/ti/article/view/23469</w:t>
+        <w:t>Bimantoro Y, Sari RTK. 2022. Enkripsi Data Menggunakan RSA &amp; AES pada Aplikasi Instant Messaging Berbasis Mobile. Jurnal Teknik Informatika. 15(2). DOI:10.15408/jti.v14i2.23469. [diakses 2026 Apr 10]. Tersedia pada: https://journal.uinjkt.ac.id/index.php/ti/article/view/23469</w:t>
       </w:r>
     </w:p>
     <w:p>
@@ -14146,25 +12982,7 @@
           <w:sz w:val="22"/>
           <w:szCs w:val="22"/>
         </w:rPr>
-        <w:t>Husain SM, Azhari L, Aksani ML, Saputra SA. 2024. Analisis dan Implementasi Fitur Keamanan Aplikasi pada Framework Laravel. JIKA (Jurnal Informatika). 8(3):281–290. DOI:10.31000/</w:t>
-      </w:r>
-      <w:proofErr w:type="gramStart"/>
-      <w:r>
-        <w:rPr>
-          <w:color w:val="000000" w:themeColor="text1"/>
-          <w:sz w:val="22"/>
-          <w:szCs w:val="22"/>
-        </w:rPr>
-        <w:t>jika.v</w:t>
-      </w:r>
-      <w:proofErr w:type="gramEnd"/>
-      <w:r>
-        <w:rPr>
-          <w:color w:val="000000" w:themeColor="text1"/>
-          <w:sz w:val="22"/>
-          <w:szCs w:val="22"/>
-        </w:rPr>
-        <w:t>8i3.11198. [diakses 2026 Apr 12]. Tersedia pada: https://jurnal.umt.ac.id/index.php/jika/article/view/11198</w:t>
+        <w:t>Husain SM, Azhari L, Aksani ML, Saputra SA. 2024. Analisis dan Implementasi Fitur Keamanan Aplikasi pada Framework Laravel. JIKA (Jurnal Informatika). 8(3):281–290. DOI:10.31000/jika.v8i3.11198. [diakses 2026 Apr 12]. Tersedia pada: https://jurnal.umt.ac.id/index.php/jika/article/view/11198</w:t>
       </w:r>
     </w:p>
     <w:p>
@@ -14200,25 +13018,7 @@
           <w:sz w:val="22"/>
           <w:szCs w:val="22"/>
         </w:rPr>
-        <w:t>Isnaini K, Nur D, Suhartono D, Thoriq M, Qothrunnada A. 2025. Implementasi Pengamanan Data Menggunakan Teknik Bcrypt Hashing Password dan Algoritma Advanced Encryption Standard (AES). JUSTIN: Jurnal Sistem dan Teknologi Informasi. 13(1):101–108. DOI:10.26418/</w:t>
-      </w:r>
-      <w:proofErr w:type="gramStart"/>
-      <w:r>
-        <w:rPr>
-          <w:color w:val="000000" w:themeColor="text1"/>
-          <w:sz w:val="22"/>
-          <w:szCs w:val="22"/>
-        </w:rPr>
-        <w:t>justin.v</w:t>
-      </w:r>
-      <w:proofErr w:type="gramEnd"/>
-      <w:r>
-        <w:rPr>
-          <w:color w:val="000000" w:themeColor="text1"/>
-          <w:sz w:val="22"/>
-          <w:szCs w:val="22"/>
-        </w:rPr>
-        <w:t>13i1.84997. [diakses 2026 Apr 8]. Tersedia pada: https://jurnal.untan.ac.id/index.php/justin/article/view/84997</w:t>
+        <w:t>Isnaini K, Nur D, Suhartono D, Thoriq M, Qothrunnada A. 2025. Implementasi Pengamanan Data Menggunakan Teknik Bcrypt Hashing Password dan Algoritma Advanced Encryption Standard (AES). JUSTIN: Jurnal Sistem dan Teknologi Informasi. 13(1):101–108. DOI:10.26418/justin.v13i1.84997. [diakses 2026 Apr 8]. Tersedia pada: https://jurnal.untan.ac.id/index.php/justin/article/view/84997</w:t>
       </w:r>
     </w:p>
     <w:p>
@@ -14255,25 +13055,7 @@
           <w:szCs w:val="22"/>
         </w:rPr>
         <w:lastRenderedPageBreak/>
-        <w:t>Mary T, Febriyani N. 2025. Peningkatan Keamanan Sistem Informasi Berbasis Laravel 12 dengan Rate Limiting dan Role-Based Access Control (RBAC). Jurnal Teknologi dan Sistem Informasi Bisnis. 7(3):473–481. DOI:10.47233/</w:t>
-      </w:r>
-      <w:proofErr w:type="gramStart"/>
-      <w:r>
-        <w:rPr>
-          <w:color w:val="000000" w:themeColor="text1"/>
-          <w:sz w:val="22"/>
-          <w:szCs w:val="22"/>
-        </w:rPr>
-        <w:t>jteksis.v</w:t>
-      </w:r>
-      <w:proofErr w:type="gramEnd"/>
-      <w:r>
-        <w:rPr>
-          <w:color w:val="000000" w:themeColor="text1"/>
-          <w:sz w:val="22"/>
-          <w:szCs w:val="22"/>
-        </w:rPr>
-        <w:t>7i3.1976. [diakses 2026 Apr 20]. Tersedia pada: https://jurnal.unived.ac.id/index.php/jteksis/article/view/1976</w:t>
+        <w:t>Mary T, Febriyani N. 2025. Peningkatan Keamanan Sistem Informasi Berbasis Laravel 12 dengan Rate Limiting dan Role-Based Access Control (RBAC). Jurnal Teknologi dan Sistem Informasi Bisnis. 7(3):473–481. DOI:10.47233/jteksis.v7i3.1976. [diakses 2026 Apr 20]. Tersedia pada: https://jurnal.unived.ac.id/index.php/jteksis/article/view/1976</w:t>
       </w:r>
     </w:p>
     <w:p>
@@ -14381,25 +13163,7 @@
           <w:sz w:val="22"/>
           <w:szCs w:val="22"/>
         </w:rPr>
-        <w:t>Sahyudi M, Susanto ER. 2025. Analisis Implementasi Sistem Keamanan Basis Data Berbasis Role-Based Access Control (RBAC) pada Aplikasi Enterprise Resource Planning. SATESI: Jurnal Sains Teknologi dan Sistem Informasi. 5(1):105–116. DOI:10.54259/</w:t>
-      </w:r>
-      <w:proofErr w:type="gramStart"/>
-      <w:r>
-        <w:rPr>
-          <w:color w:val="000000" w:themeColor="text1"/>
-          <w:sz w:val="22"/>
-          <w:szCs w:val="22"/>
-        </w:rPr>
-        <w:t>satesi.v</w:t>
-      </w:r>
-      <w:proofErr w:type="gramEnd"/>
-      <w:r>
-        <w:rPr>
-          <w:color w:val="000000" w:themeColor="text1"/>
-          <w:sz w:val="22"/>
-          <w:szCs w:val="22"/>
-        </w:rPr>
-        <w:t>5i1.3997. [diakses 2026 Apr 25]. Tersedia pada: https://ejournal.upbatam.ac.id/index.php/satesi/article/view/3997</w:t>
+        <w:t>Sahyudi M, Susanto ER. 2025. Analisis Implementasi Sistem Keamanan Basis Data Berbasis Role-Based Access Control (RBAC) pada Aplikasi Enterprise Resource Planning. SATESI: Jurnal Sains Teknologi dan Sistem Informasi. 5(1):105–116. DOI:10.54259/satesi.v5i1.3997. [diakses 2026 Apr 25]. Tersedia pada: https://ejournal.upbatam.ac.id/index.php/satesi/article/view/3997</w:t>
       </w:r>
     </w:p>
     <w:p>
@@ -14417,25 +13181,7 @@
           <w:sz w:val="22"/>
           <w:szCs w:val="22"/>
         </w:rPr>
-        <w:t>Sinlae F, Irwanda E, Maulana Z, Syahputra VE. 2024. Penggunaan Framework Laravel dalam Membangun Aplikasi Website Berbasis PHP. Jurnal Siber Multi Disiplin (JSMD). 2(2). DOI:10.38035/</w:t>
-      </w:r>
-      <w:proofErr w:type="gramStart"/>
-      <w:r>
-        <w:rPr>
-          <w:color w:val="000000" w:themeColor="text1"/>
-          <w:sz w:val="22"/>
-          <w:szCs w:val="22"/>
-        </w:rPr>
-        <w:t>jsmd.v</w:t>
-      </w:r>
-      <w:proofErr w:type="gramEnd"/>
-      <w:r>
-        <w:rPr>
-          <w:color w:val="000000" w:themeColor="text1"/>
-          <w:sz w:val="22"/>
-          <w:szCs w:val="22"/>
-        </w:rPr>
-        <w:t>2i2. [diakses 2026 Apr 18]. Tersedia pada: https://jurnal.uma.ac.id/index.php/jsmd</w:t>
+        <w:t>Sinlae F, Irwanda E, Maulana Z, Syahputra VE. 2024. Penggunaan Framework Laravel dalam Membangun Aplikasi Website Berbasis PHP. Jurnal Siber Multi Disiplin (JSMD). 2(2). DOI:10.38035/jsmd.v2i2. [diakses 2026 Apr 18]. Tersedia pada: https://jurnal.uma.ac.id/index.php/jsmd</w:t>
       </w:r>
     </w:p>
     <w:p>
@@ -14489,25 +13235,7 @@
           <w:sz w:val="22"/>
           <w:szCs w:val="22"/>
         </w:rPr>
-        <w:t>Tulungen EE, Saerang DP, Maramis JB. 2022. Transformasi Digital: Peran Kepemimpinan Digital. Jurnal EMBA: Jurnal Riset Ekonomi, Manajemen, Bisnis dan Akuntansi. 10(2):455–465. DOI:10.35794/</w:t>
-      </w:r>
-      <w:proofErr w:type="gramStart"/>
-      <w:r>
-        <w:rPr>
-          <w:color w:val="000000" w:themeColor="text1"/>
-          <w:sz w:val="22"/>
-          <w:szCs w:val="22"/>
-        </w:rPr>
-        <w:t>emba.v</w:t>
-      </w:r>
-      <w:proofErr w:type="gramEnd"/>
-      <w:r>
-        <w:rPr>
-          <w:color w:val="000000" w:themeColor="text1"/>
-          <w:sz w:val="22"/>
-          <w:szCs w:val="22"/>
-        </w:rPr>
-        <w:t>10i2.41007</w:t>
+        <w:t>Tulungen EE, Saerang DP, Maramis JB. 2022. Transformasi Digital: Peran Kepemimpinan Digital. Jurnal EMBA: Jurnal Riset Ekonomi, Manajemen, Bisnis dan Akuntansi. 10(2):455–465. DOI:10.35794/emba.v10i2.41007</w:t>
       </w:r>
     </w:p>
     <w:p>
@@ -14544,25 +13272,7 @@
           <w:sz w:val="22"/>
           <w:szCs w:val="22"/>
         </w:rPr>
-        <w:t>Yuricha Y, Phan IK. 2023. Penerapan Role Based Access Control dalam Sistem Supply Chain Management Berbasis Cloud. MALCOM: Indonesian Journal of Machine Learning and Computer Science. 3(2):339–348. DOI:10.57152/</w:t>
-      </w:r>
-      <w:proofErr w:type="gramStart"/>
-      <w:r>
-        <w:rPr>
-          <w:color w:val="000000" w:themeColor="text1"/>
-          <w:sz w:val="22"/>
-          <w:szCs w:val="22"/>
-        </w:rPr>
-        <w:t>malcom.v</w:t>
-      </w:r>
-      <w:proofErr w:type="gramEnd"/>
-      <w:r>
-        <w:rPr>
-          <w:color w:val="000000" w:themeColor="text1"/>
-          <w:sz w:val="22"/>
-          <w:szCs w:val="22"/>
-        </w:rPr>
-        <w:t>3i2.1259. [diakses 2026 Apr 22]. Tersedia pada: https://journal.irpi.or.id/index.php/malcom/article/view/1259</w:t>
+        <w:t>Yuricha Y, Phan IK. 2023. Penerapan Role Based Access Control dalam Sistem Supply Chain Management Berbasis Cloud. MALCOM: Indonesian Journal of Machine Learning and Computer Science. 3(2):339–348. DOI:10.57152/malcom.v3i2.1259. [diakses 2026 Apr 22]. Tersedia pada: https://journal.irpi.or.id/index.php/malcom/article/view/1259</w:t>
       </w:r>
     </w:p>
     <w:p>
@@ -14610,29 +13320,7 @@
           <w:sz w:val="20"/>
           <w:szCs w:val="20"/>
         </w:rPr>
-        <w:t xml:space="preserve">Program Studi Ilmu Komputer, IPB </w:t>
-      </w:r>
-      <w:proofErr w:type="gramStart"/>
-      <w:r>
-        <w:rPr>
-          <w:i/>
-          <w:iCs/>
-          <w:color w:val="000000" w:themeColor="text1"/>
-          <w:sz w:val="20"/>
-          <w:szCs w:val="20"/>
-        </w:rPr>
-        <w:t>University  |</w:t>
-      </w:r>
-      <w:proofErr w:type="gramEnd"/>
-      <w:r>
-        <w:rPr>
-          <w:i/>
-          <w:iCs/>
-          <w:color w:val="000000" w:themeColor="text1"/>
-          <w:sz w:val="20"/>
-          <w:szCs w:val="20"/>
-        </w:rPr>
-        <w:t xml:space="preserve">  Semester Genap 2025/2026</w:t>
+        <w:t>Program Studi Ilmu Komputer, IPB University  |  Semester Genap 2025/2026</w:t>
       </w:r>
     </w:p>
     <w:sectPr>
@@ -14736,23 +13424,7 @@
         <w:sz w:val="18"/>
         <w:szCs w:val="18"/>
       </w:rPr>
-      <w:t>IPB University – Program Studi Ilmu Komputer – Semester Genap 2025/</w:t>
-    </w:r>
-    <w:proofErr w:type="gramStart"/>
-    <w:r>
-      <w:rPr>
-        <w:sz w:val="18"/>
-        <w:szCs w:val="18"/>
-      </w:rPr>
-      <w:t>2026  |</w:t>
-    </w:r>
-    <w:proofErr w:type="gramEnd"/>
-    <w:r>
-      <w:rPr>
-        <w:sz w:val="18"/>
-        <w:szCs w:val="18"/>
-      </w:rPr>
-      <w:t xml:space="preserve">  Halaman </w:t>
+      <w:t xml:space="preserve">IPB University – Program Studi Ilmu Komputer – Semester Genap 2025/2026  |  Halaman </w:t>
     </w:r>
     <w:r>
       <w:rPr>
@@ -14835,29 +13507,7 @@
         <w:sz w:val="18"/>
         <w:szCs w:val="18"/>
       </w:rPr>
-      <w:t xml:space="preserve">Laporan Teknis </w:t>
-    </w:r>
-    <w:proofErr w:type="gramStart"/>
-    <w:r>
-      <w:rPr>
-        <w:i/>
-        <w:iCs/>
-        <w:color w:val="2E74B5"/>
-        <w:sz w:val="18"/>
-        <w:szCs w:val="18"/>
-      </w:rPr>
-      <w:t>Proyek  |</w:t>
-    </w:r>
-    <w:proofErr w:type="gramEnd"/>
-    <w:r>
-      <w:rPr>
-        <w:i/>
-        <w:iCs/>
-        <w:color w:val="2E74B5"/>
-        <w:sz w:val="18"/>
-        <w:szCs w:val="18"/>
-      </w:rPr>
-      <w:t xml:space="preserve">  KOM1315 – Keamanan Informasi  |  Kelompok 6  |  IPB University  |  2026</w:t>
+      <w:t>Laporan Teknis Proyek  |  KOM1315 – Keamanan Informasi  |  Kelompok 6  |  IPB University  |  2026</w:t>
     </w:r>
   </w:p>
 </w:hdr>

--- a/04_Reports_&_Paper/Final_Technical_Report/Final_Technical_Report_Kelompok6_Kompilasi_FINAL.docx
+++ b/04_Reports_&_Paper/Final_Technical_Report/Final_Technical_Report_Kelompok6_Kompilasi_FINAL.docx
@@ -281,7 +281,15 @@
                 <w:sz w:val="20"/>
                 <w:szCs w:val="20"/>
               </w:rPr>
-              <w:t>G640123107</w:t>
+              <w:t>G64012310</w:t>
+            </w:r>
+            <w:r>
+              <w:rPr>
+                <w:color w:val="000000" w:themeColor="text1"/>
+                <w:sz w:val="20"/>
+                <w:szCs w:val="20"/>
+              </w:rPr>
+              <w:t>1</w:t>
             </w:r>
             <w:r>
               <w:rPr>
@@ -406,7 +414,23 @@
                 <w:sz w:val="20"/>
                 <w:szCs w:val="20"/>
               </w:rPr>
-              <w:t>G6401231019</w:t>
+              <w:t>G64012310</w:t>
+            </w:r>
+            <w:r>
+              <w:rPr>
+                <w:color w:val="000000" w:themeColor="text1"/>
+                <w:sz w:val="20"/>
+                <w:szCs w:val="20"/>
+              </w:rPr>
+              <w:t>7</w:t>
+            </w:r>
+            <w:r>
+              <w:rPr>
+                <w:color w:val="000000" w:themeColor="text1"/>
+                <w:sz w:val="20"/>
+                <w:szCs w:val="20"/>
+              </w:rPr>
+              <w:t>9</w:t>
             </w:r>
           </w:p>
         </w:tc>
